--- a/excel_data/NGS  T7-PE150文件.docx
+++ b/excel_data/NGS  T7-PE150文件.docx
@@ -71,7 +71,43 @@
           <w:sz w:val="32"/>
           <w:szCs w:val="32"/>
         </w:rPr>
-        <w:t>将A表相应工作表（A,B,C）中的“HaploX编号</w:t>
+        <w:t>将A</w:t>
+      </w:r>
+      <w:proofErr w:type="gramStart"/>
+      <w:r>
+        <w:rPr>
+          <w:rFonts w:asciiTheme="minorEastAsia" w:hAnsiTheme="minorEastAsia" w:cstheme="minorEastAsia" w:hint="eastAsia"/>
+          <w:sz w:val="32"/>
+          <w:szCs w:val="32"/>
+        </w:rPr>
+        <w:t>表相应</w:t>
+      </w:r>
+      <w:proofErr w:type="gramEnd"/>
+      <w:r>
+        <w:rPr>
+          <w:rFonts w:asciiTheme="minorEastAsia" w:hAnsiTheme="minorEastAsia" w:cstheme="minorEastAsia" w:hint="eastAsia"/>
+          <w:sz w:val="32"/>
+          <w:szCs w:val="32"/>
+        </w:rPr>
+        <w:t>工作表（A,B,C）中的“</w:t>
+      </w:r>
+      <w:proofErr w:type="spellStart"/>
+      <w:r>
+        <w:rPr>
+          <w:rFonts w:asciiTheme="minorEastAsia" w:hAnsiTheme="minorEastAsia" w:cstheme="minorEastAsia" w:hint="eastAsia"/>
+          <w:sz w:val="32"/>
+          <w:szCs w:val="32"/>
+        </w:rPr>
+        <w:t>HaploX</w:t>
+      </w:r>
+      <w:proofErr w:type="spellEnd"/>
+      <w:r>
+        <w:rPr>
+          <w:rFonts w:asciiTheme="minorEastAsia" w:hAnsiTheme="minorEastAsia" w:cstheme="minorEastAsia" w:hint="eastAsia"/>
+          <w:sz w:val="32"/>
+          <w:szCs w:val="32"/>
+        </w:rPr>
+        <w:t>编号</w:t>
       </w:r>
       <w:r>
         <w:rPr>
@@ -87,7 +123,25 @@
           <w:sz w:val="32"/>
           <w:szCs w:val="32"/>
         </w:rPr>
-        <w:t>（C列）填入B表相应工作表（A,B,C）中的“文库编号”（B列）;</w:t>
+        <w:t>（C列）填入B</w:t>
+      </w:r>
+      <w:proofErr w:type="gramStart"/>
+      <w:r>
+        <w:rPr>
+          <w:rFonts w:asciiTheme="minorEastAsia" w:hAnsiTheme="minorEastAsia" w:cstheme="minorEastAsia" w:hint="eastAsia"/>
+          <w:sz w:val="32"/>
+          <w:szCs w:val="32"/>
+        </w:rPr>
+        <w:t>表相应</w:t>
+      </w:r>
+      <w:proofErr w:type="gramEnd"/>
+      <w:r>
+        <w:rPr>
+          <w:rFonts w:asciiTheme="minorEastAsia" w:hAnsiTheme="minorEastAsia" w:cstheme="minorEastAsia" w:hint="eastAsia"/>
+          <w:sz w:val="32"/>
+          <w:szCs w:val="32"/>
+        </w:rPr>
+        <w:t>工作表（A,B,C）中的“文库编号”（B列）;</w:t>
       </w:r>
     </w:p>
     <w:p>
@@ -105,7 +159,43 @@
           <w:sz w:val="32"/>
           <w:szCs w:val="32"/>
         </w:rPr>
-        <w:t>若A表相应工作表（A,B,C）中“HaploX编号</w:t>
+        <w:t>若A</w:t>
+      </w:r>
+      <w:proofErr w:type="gramStart"/>
+      <w:r>
+        <w:rPr>
+          <w:rFonts w:asciiTheme="minorEastAsia" w:hAnsiTheme="minorEastAsia" w:cstheme="minorEastAsia" w:hint="eastAsia"/>
+          <w:sz w:val="32"/>
+          <w:szCs w:val="32"/>
+        </w:rPr>
+        <w:t>表相应</w:t>
+      </w:r>
+      <w:proofErr w:type="gramEnd"/>
+      <w:r>
+        <w:rPr>
+          <w:rFonts w:asciiTheme="minorEastAsia" w:hAnsiTheme="minorEastAsia" w:cstheme="minorEastAsia" w:hint="eastAsia"/>
+          <w:sz w:val="32"/>
+          <w:szCs w:val="32"/>
+        </w:rPr>
+        <w:t>工作表（A,B,C）中“</w:t>
+      </w:r>
+      <w:proofErr w:type="spellStart"/>
+      <w:r>
+        <w:rPr>
+          <w:rFonts w:asciiTheme="minorEastAsia" w:hAnsiTheme="minorEastAsia" w:cstheme="minorEastAsia" w:hint="eastAsia"/>
+          <w:sz w:val="32"/>
+          <w:szCs w:val="32"/>
+        </w:rPr>
+        <w:t>HaploX</w:t>
+      </w:r>
+      <w:proofErr w:type="spellEnd"/>
+      <w:r>
+        <w:rPr>
+          <w:rFonts w:asciiTheme="minorEastAsia" w:hAnsiTheme="minorEastAsia" w:cstheme="minorEastAsia" w:hint="eastAsia"/>
+          <w:sz w:val="32"/>
+          <w:szCs w:val="32"/>
+        </w:rPr>
+        <w:t>编号</w:t>
       </w:r>
       <w:r>
         <w:rPr>
@@ -121,7 +211,25 @@
           <w:sz w:val="32"/>
           <w:szCs w:val="32"/>
         </w:rPr>
-        <w:t>（C列）为空，则将A表相应工作表（A,B,C）中“样本名称</w:t>
+        <w:t>（C列）为空，则将A</w:t>
+      </w:r>
+      <w:proofErr w:type="gramStart"/>
+      <w:r>
+        <w:rPr>
+          <w:rFonts w:asciiTheme="minorEastAsia" w:hAnsiTheme="minorEastAsia" w:cstheme="minorEastAsia" w:hint="eastAsia"/>
+          <w:sz w:val="32"/>
+          <w:szCs w:val="32"/>
+        </w:rPr>
+        <w:t>表相应</w:t>
+      </w:r>
+      <w:proofErr w:type="gramEnd"/>
+      <w:r>
+        <w:rPr>
+          <w:rFonts w:asciiTheme="minorEastAsia" w:hAnsiTheme="minorEastAsia" w:cstheme="minorEastAsia" w:hint="eastAsia"/>
+          <w:sz w:val="32"/>
+          <w:szCs w:val="32"/>
+        </w:rPr>
+        <w:t>工作表（A,B,C）中“样本名称</w:t>
       </w:r>
       <w:r>
         <w:rPr>
@@ -137,7 +245,25 @@
           <w:sz w:val="32"/>
           <w:szCs w:val="32"/>
         </w:rPr>
-        <w:t>（D列）填入B表相应工作表（A,B,C）中的“文库编号”（B列）;</w:t>
+        <w:t>（D列）填入B</w:t>
+      </w:r>
+      <w:proofErr w:type="gramStart"/>
+      <w:r>
+        <w:rPr>
+          <w:rFonts w:asciiTheme="minorEastAsia" w:hAnsiTheme="minorEastAsia" w:cstheme="minorEastAsia" w:hint="eastAsia"/>
+          <w:sz w:val="32"/>
+          <w:szCs w:val="32"/>
+        </w:rPr>
+        <w:t>表相应</w:t>
+      </w:r>
+      <w:proofErr w:type="gramEnd"/>
+      <w:r>
+        <w:rPr>
+          <w:rFonts w:asciiTheme="minorEastAsia" w:hAnsiTheme="minorEastAsia" w:cstheme="minorEastAsia" w:hint="eastAsia"/>
+          <w:sz w:val="32"/>
+          <w:szCs w:val="32"/>
+        </w:rPr>
+        <w:t>工作表（A,B,C）中的“文库编号”（B列）;</w:t>
       </w:r>
     </w:p>
     <w:p>
@@ -155,7 +281,43 @@
           <w:sz w:val="32"/>
           <w:szCs w:val="32"/>
         </w:rPr>
-        <w:t>若A表相应工作表（A,B,C）中“杂交文库编号”（B列）或“HaploX编号</w:t>
+        <w:t>若A</w:t>
+      </w:r>
+      <w:proofErr w:type="gramStart"/>
+      <w:r>
+        <w:rPr>
+          <w:rFonts w:asciiTheme="minorEastAsia" w:hAnsiTheme="minorEastAsia" w:cstheme="minorEastAsia" w:hint="eastAsia"/>
+          <w:sz w:val="32"/>
+          <w:szCs w:val="32"/>
+        </w:rPr>
+        <w:t>表相应</w:t>
+      </w:r>
+      <w:proofErr w:type="gramEnd"/>
+      <w:r>
+        <w:rPr>
+          <w:rFonts w:asciiTheme="minorEastAsia" w:hAnsiTheme="minorEastAsia" w:cstheme="minorEastAsia" w:hint="eastAsia"/>
+          <w:sz w:val="32"/>
+          <w:szCs w:val="32"/>
+        </w:rPr>
+        <w:t>工作表（A,B,C）中“杂交文库编号”（B列）或“</w:t>
+      </w:r>
+      <w:proofErr w:type="spellStart"/>
+      <w:r>
+        <w:rPr>
+          <w:rFonts w:asciiTheme="minorEastAsia" w:hAnsiTheme="minorEastAsia" w:cstheme="minorEastAsia" w:hint="eastAsia"/>
+          <w:sz w:val="32"/>
+          <w:szCs w:val="32"/>
+        </w:rPr>
+        <w:t>HaploX</w:t>
+      </w:r>
+      <w:proofErr w:type="spellEnd"/>
+      <w:r>
+        <w:rPr>
+          <w:rFonts w:asciiTheme="minorEastAsia" w:hAnsiTheme="minorEastAsia" w:cstheme="minorEastAsia" w:hint="eastAsia"/>
+          <w:sz w:val="32"/>
+          <w:szCs w:val="32"/>
+        </w:rPr>
+        <w:t>编号</w:t>
       </w:r>
       <w:r>
         <w:rPr>
@@ -171,7 +333,43 @@
           <w:sz w:val="32"/>
           <w:szCs w:val="32"/>
         </w:rPr>
-        <w:t>（C列）出现合并格的池文库编号，则将A表相应工作表（A,B,C）中“杂交文库编号”（B列）的池文库编号或“HaploX编号</w:t>
+        <w:t>（C列）出现合并格的池文库编号，则将A</w:t>
+      </w:r>
+      <w:proofErr w:type="gramStart"/>
+      <w:r>
+        <w:rPr>
+          <w:rFonts w:asciiTheme="minorEastAsia" w:hAnsiTheme="minorEastAsia" w:cstheme="minorEastAsia" w:hint="eastAsia"/>
+          <w:sz w:val="32"/>
+          <w:szCs w:val="32"/>
+        </w:rPr>
+        <w:t>表相应</w:t>
+      </w:r>
+      <w:proofErr w:type="gramEnd"/>
+      <w:r>
+        <w:rPr>
+          <w:rFonts w:asciiTheme="minorEastAsia" w:hAnsiTheme="minorEastAsia" w:cstheme="minorEastAsia" w:hint="eastAsia"/>
+          <w:sz w:val="32"/>
+          <w:szCs w:val="32"/>
+        </w:rPr>
+        <w:t>工作表（A,B,C）中“杂交文库编号”（B列）的池文库编号或“</w:t>
+      </w:r>
+      <w:proofErr w:type="spellStart"/>
+      <w:r>
+        <w:rPr>
+          <w:rFonts w:asciiTheme="minorEastAsia" w:hAnsiTheme="minorEastAsia" w:cstheme="minorEastAsia" w:hint="eastAsia"/>
+          <w:sz w:val="32"/>
+          <w:szCs w:val="32"/>
+        </w:rPr>
+        <w:t>HaploX</w:t>
+      </w:r>
+      <w:proofErr w:type="spellEnd"/>
+      <w:r>
+        <w:rPr>
+          <w:rFonts w:asciiTheme="minorEastAsia" w:hAnsiTheme="minorEastAsia" w:cstheme="minorEastAsia" w:hint="eastAsia"/>
+          <w:sz w:val="32"/>
+          <w:szCs w:val="32"/>
+        </w:rPr>
+        <w:t>编号</w:t>
       </w:r>
       <w:r>
         <w:rPr>
@@ -187,7 +385,25 @@
           <w:sz w:val="32"/>
           <w:szCs w:val="32"/>
         </w:rPr>
-        <w:t>（C列）的池文库编号填入B表相应工作表（A,B,C）中的“文库编号”（B列）;</w:t>
+        <w:t>（C列）的池文库编号填入B</w:t>
+      </w:r>
+      <w:proofErr w:type="gramStart"/>
+      <w:r>
+        <w:rPr>
+          <w:rFonts w:asciiTheme="minorEastAsia" w:hAnsiTheme="minorEastAsia" w:cstheme="minorEastAsia" w:hint="eastAsia"/>
+          <w:sz w:val="32"/>
+          <w:szCs w:val="32"/>
+        </w:rPr>
+        <w:t>表相应</w:t>
+      </w:r>
+      <w:proofErr w:type="gramEnd"/>
+      <w:r>
+        <w:rPr>
+          <w:rFonts w:asciiTheme="minorEastAsia" w:hAnsiTheme="minorEastAsia" w:cstheme="minorEastAsia" w:hint="eastAsia"/>
+          <w:sz w:val="32"/>
+          <w:szCs w:val="32"/>
+        </w:rPr>
+        <w:t>工作表（A,B,C）中的“文库编号”（B列）;</w:t>
       </w:r>
     </w:p>
     <w:p>
@@ -218,7 +434,43 @@
           <w:sz w:val="32"/>
           <w:szCs w:val="32"/>
         </w:rPr>
-        <w:t>将A表相应工作表（A,B,C）中的“预分配数据量G”（J列），填入B表相应工作表（A,B,C）中的“数据量（G)”（D列）;</w:t>
+        <w:t>将A</w:t>
+      </w:r>
+      <w:proofErr w:type="gramStart"/>
+      <w:r>
+        <w:rPr>
+          <w:rFonts w:asciiTheme="minorEastAsia" w:hAnsiTheme="minorEastAsia" w:cstheme="minorEastAsia" w:hint="eastAsia"/>
+          <w:sz w:val="32"/>
+          <w:szCs w:val="32"/>
+        </w:rPr>
+        <w:t>表相应</w:t>
+      </w:r>
+      <w:proofErr w:type="gramEnd"/>
+      <w:r>
+        <w:rPr>
+          <w:rFonts w:asciiTheme="minorEastAsia" w:hAnsiTheme="minorEastAsia" w:cstheme="minorEastAsia" w:hint="eastAsia"/>
+          <w:sz w:val="32"/>
+          <w:szCs w:val="32"/>
+        </w:rPr>
+        <w:t>工作表（A,B,C）中的“预分配数据量G”（J列），填入B</w:t>
+      </w:r>
+      <w:proofErr w:type="gramStart"/>
+      <w:r>
+        <w:rPr>
+          <w:rFonts w:asciiTheme="minorEastAsia" w:hAnsiTheme="minorEastAsia" w:cstheme="minorEastAsia" w:hint="eastAsia"/>
+          <w:sz w:val="32"/>
+          <w:szCs w:val="32"/>
+        </w:rPr>
+        <w:t>表相应</w:t>
+      </w:r>
+      <w:proofErr w:type="gramEnd"/>
+      <w:r>
+        <w:rPr>
+          <w:rFonts w:asciiTheme="minorEastAsia" w:hAnsiTheme="minorEastAsia" w:cstheme="minorEastAsia" w:hint="eastAsia"/>
+          <w:sz w:val="32"/>
+          <w:szCs w:val="32"/>
+        </w:rPr>
+        <w:t>工作表（A,B,C）中的“数据量（G)”（D列）;</w:t>
       </w:r>
     </w:p>
     <w:p>
@@ -236,7 +488,43 @@
           <w:sz w:val="32"/>
           <w:szCs w:val="32"/>
         </w:rPr>
-        <w:t>若B表相应工作表（A,B,C）中的“文库编号”（B列）为“池文库编号”，则将A表相应工作表（A,B,C）中的池</w:t>
+        <w:t>若B</w:t>
+      </w:r>
+      <w:proofErr w:type="gramStart"/>
+      <w:r>
+        <w:rPr>
+          <w:rFonts w:asciiTheme="minorEastAsia" w:hAnsiTheme="minorEastAsia" w:cstheme="minorEastAsia" w:hint="eastAsia"/>
+          <w:sz w:val="32"/>
+          <w:szCs w:val="32"/>
+        </w:rPr>
+        <w:t>表相应</w:t>
+      </w:r>
+      <w:proofErr w:type="gramEnd"/>
+      <w:r>
+        <w:rPr>
+          <w:rFonts w:asciiTheme="minorEastAsia" w:hAnsiTheme="minorEastAsia" w:cstheme="minorEastAsia" w:hint="eastAsia"/>
+          <w:sz w:val="32"/>
+          <w:szCs w:val="32"/>
+        </w:rPr>
+        <w:t>工作表（A,B,C）中的“文库编号”（B列）为“池文库编号”，则将A</w:t>
+      </w:r>
+      <w:proofErr w:type="gramStart"/>
+      <w:r>
+        <w:rPr>
+          <w:rFonts w:asciiTheme="minorEastAsia" w:hAnsiTheme="minorEastAsia" w:cstheme="minorEastAsia" w:hint="eastAsia"/>
+          <w:sz w:val="32"/>
+          <w:szCs w:val="32"/>
+        </w:rPr>
+        <w:t>表相应</w:t>
+      </w:r>
+      <w:proofErr w:type="gramEnd"/>
+      <w:r>
+        <w:rPr>
+          <w:rFonts w:asciiTheme="minorEastAsia" w:hAnsiTheme="minorEastAsia" w:cstheme="minorEastAsia" w:hint="eastAsia"/>
+          <w:sz w:val="32"/>
+          <w:szCs w:val="32"/>
+        </w:rPr>
+        <w:t>工作表（A,B,C）中的池</w:t>
       </w:r>
       <w:r>
         <w:rPr>
@@ -262,7 +550,25 @@
           <w:sz w:val="32"/>
           <w:szCs w:val="32"/>
         </w:rPr>
-        <w:t>填入B表相应工作表（A,B,C）中的“数据量（G)”（D列）;</w:t>
+        <w:t>填入B</w:t>
+      </w:r>
+      <w:proofErr w:type="gramStart"/>
+      <w:r>
+        <w:rPr>
+          <w:rFonts w:asciiTheme="minorEastAsia" w:hAnsiTheme="minorEastAsia" w:cstheme="minorEastAsia" w:hint="eastAsia"/>
+          <w:sz w:val="32"/>
+          <w:szCs w:val="32"/>
+        </w:rPr>
+        <w:t>表相应</w:t>
+      </w:r>
+      <w:proofErr w:type="gramEnd"/>
+      <w:r>
+        <w:rPr>
+          <w:rFonts w:asciiTheme="minorEastAsia" w:hAnsiTheme="minorEastAsia" w:cstheme="minorEastAsia" w:hint="eastAsia"/>
+          <w:sz w:val="32"/>
+          <w:szCs w:val="32"/>
+        </w:rPr>
+        <w:t>工作表（A,B,C）中的“数据量（G)”（D列）;</w:t>
       </w:r>
     </w:p>
     <w:p>
@@ -283,7 +589,25 @@
           <w:sz w:val="32"/>
           <w:szCs w:val="32"/>
         </w:rPr>
-        <w:t>将A表相应工作表（A,B,C）中的“文库类型</w:t>
+        <w:t>将A</w:t>
+      </w:r>
+      <w:proofErr w:type="gramStart"/>
+      <w:r>
+        <w:rPr>
+          <w:rFonts w:asciiTheme="minorEastAsia" w:hAnsiTheme="minorEastAsia" w:cstheme="minorEastAsia" w:hint="eastAsia"/>
+          <w:sz w:val="32"/>
+          <w:szCs w:val="32"/>
+        </w:rPr>
+        <w:t>表相应</w:t>
+      </w:r>
+      <w:proofErr w:type="gramEnd"/>
+      <w:r>
+        <w:rPr>
+          <w:rFonts w:asciiTheme="minorEastAsia" w:hAnsiTheme="minorEastAsia" w:cstheme="minorEastAsia" w:hint="eastAsia"/>
+          <w:sz w:val="32"/>
+          <w:szCs w:val="32"/>
+        </w:rPr>
+        <w:t>工作表（A,B,C）中的“文库类型</w:t>
       </w:r>
       <w:r>
         <w:rPr>
@@ -299,7 +623,25 @@
           <w:sz w:val="32"/>
           <w:szCs w:val="32"/>
         </w:rPr>
-        <w:t>（H列）填入B表相应工作表（A,B,C）中的“文库类型”（G列）;</w:t>
+        <w:t>（H列）填入B</w:t>
+      </w:r>
+      <w:proofErr w:type="gramStart"/>
+      <w:r>
+        <w:rPr>
+          <w:rFonts w:asciiTheme="minorEastAsia" w:hAnsiTheme="minorEastAsia" w:cstheme="minorEastAsia" w:hint="eastAsia"/>
+          <w:sz w:val="32"/>
+          <w:szCs w:val="32"/>
+        </w:rPr>
+        <w:t>表相应</w:t>
+      </w:r>
+      <w:proofErr w:type="gramEnd"/>
+      <w:r>
+        <w:rPr>
+          <w:rFonts w:asciiTheme="minorEastAsia" w:hAnsiTheme="minorEastAsia" w:cstheme="minorEastAsia" w:hint="eastAsia"/>
+          <w:sz w:val="32"/>
+          <w:szCs w:val="32"/>
+        </w:rPr>
+        <w:t>工作表（A,B,C）中的“文库类型”（G列）;</w:t>
       </w:r>
     </w:p>
     <w:p>
@@ -320,7 +662,25 @@
           <w:sz w:val="32"/>
           <w:szCs w:val="32"/>
         </w:rPr>
-        <w:t>将A表相应工作表（A,B,C）中的“客户单位</w:t>
+        <w:t>将A</w:t>
+      </w:r>
+      <w:proofErr w:type="gramStart"/>
+      <w:r>
+        <w:rPr>
+          <w:rFonts w:asciiTheme="minorEastAsia" w:hAnsiTheme="minorEastAsia" w:cstheme="minorEastAsia" w:hint="eastAsia"/>
+          <w:sz w:val="32"/>
+          <w:szCs w:val="32"/>
+        </w:rPr>
+        <w:t>表相应</w:t>
+      </w:r>
+      <w:proofErr w:type="gramEnd"/>
+      <w:r>
+        <w:rPr>
+          <w:rFonts w:asciiTheme="minorEastAsia" w:hAnsiTheme="minorEastAsia" w:cstheme="minorEastAsia" w:hint="eastAsia"/>
+          <w:sz w:val="32"/>
+          <w:szCs w:val="32"/>
+        </w:rPr>
+        <w:t>工作表（A,B,C）中的“客户单位</w:t>
       </w:r>
       <w:r>
         <w:rPr>
@@ -336,7 +696,25 @@
           <w:sz w:val="32"/>
           <w:szCs w:val="32"/>
         </w:rPr>
-        <w:t>（L列）填入B表相应工作表（A,B,C）中的“客户单位”（H列）;</w:t>
+        <w:t>（L列）填入B</w:t>
+      </w:r>
+      <w:proofErr w:type="gramStart"/>
+      <w:r>
+        <w:rPr>
+          <w:rFonts w:asciiTheme="minorEastAsia" w:hAnsiTheme="minorEastAsia" w:cstheme="minorEastAsia" w:hint="eastAsia"/>
+          <w:sz w:val="32"/>
+          <w:szCs w:val="32"/>
+        </w:rPr>
+        <w:t>表相应</w:t>
+      </w:r>
+      <w:proofErr w:type="gramEnd"/>
+      <w:r>
+        <w:rPr>
+          <w:rFonts w:asciiTheme="minorEastAsia" w:hAnsiTheme="minorEastAsia" w:cstheme="minorEastAsia" w:hint="eastAsia"/>
+          <w:sz w:val="32"/>
+          <w:szCs w:val="32"/>
+        </w:rPr>
+        <w:t>工作表（A,B,C）中的“客户单位”（H列）;</w:t>
       </w:r>
     </w:p>
     <w:p>
@@ -357,7 +735,25 @@
           <w:sz w:val="32"/>
           <w:szCs w:val="32"/>
         </w:rPr>
-        <w:t>将A表相应工作表（A,B,C）中的“备注</w:t>
+        <w:t>将A</w:t>
+      </w:r>
+      <w:proofErr w:type="gramStart"/>
+      <w:r>
+        <w:rPr>
+          <w:rFonts w:asciiTheme="minorEastAsia" w:hAnsiTheme="minorEastAsia" w:cstheme="minorEastAsia" w:hint="eastAsia"/>
+          <w:sz w:val="32"/>
+          <w:szCs w:val="32"/>
+        </w:rPr>
+        <w:t>表相应</w:t>
+      </w:r>
+      <w:proofErr w:type="gramEnd"/>
+      <w:r>
+        <w:rPr>
+          <w:rFonts w:asciiTheme="minorEastAsia" w:hAnsiTheme="minorEastAsia" w:cstheme="minorEastAsia" w:hint="eastAsia"/>
+          <w:sz w:val="32"/>
+          <w:szCs w:val="32"/>
+        </w:rPr>
+        <w:t>工作表（A,B,C）中的“备注</w:t>
       </w:r>
       <w:r>
         <w:rPr>
@@ -373,7 +769,25 @@
           <w:sz w:val="32"/>
           <w:szCs w:val="32"/>
         </w:rPr>
-        <w:t>（M列）填入B表相应工作表（A,B,C）中的“备注”（L列）;</w:t>
+        <w:t>（M列）填入B</w:t>
+      </w:r>
+      <w:proofErr w:type="gramStart"/>
+      <w:r>
+        <w:rPr>
+          <w:rFonts w:asciiTheme="minorEastAsia" w:hAnsiTheme="minorEastAsia" w:cstheme="minorEastAsia" w:hint="eastAsia"/>
+          <w:sz w:val="32"/>
+          <w:szCs w:val="32"/>
+        </w:rPr>
+        <w:t>表相应</w:t>
+      </w:r>
+      <w:proofErr w:type="gramEnd"/>
+      <w:r>
+        <w:rPr>
+          <w:rFonts w:asciiTheme="minorEastAsia" w:hAnsiTheme="minorEastAsia" w:cstheme="minorEastAsia" w:hint="eastAsia"/>
+          <w:sz w:val="32"/>
+          <w:szCs w:val="32"/>
+        </w:rPr>
+        <w:t>工作表（A,B,C）中的“备注”（L列）;</w:t>
       </w:r>
     </w:p>
     <w:p>
@@ -479,7 +893,79 @@
           <w:sz w:val="32"/>
           <w:szCs w:val="32"/>
         </w:rPr>
-        <w:t>B表相应工作表（A,B,C）“文库编号”（B列）中的文库编号如“HGC-Lib-xxxx、HGC-POOL-xxxx”类型，则从C表中“HGC编号”（F列）查找，将“Qubit浓度（ng/ul）”（L列）填入B表相应工作表（A,B,C）中的“Qubit浓度（ng/ul）”（C列）和（N列）;</w:t>
+        <w:t>B</w:t>
+      </w:r>
+      <w:proofErr w:type="gramStart"/>
+      <w:r>
+        <w:rPr>
+          <w:rFonts w:asciiTheme="minorEastAsia" w:hAnsiTheme="minorEastAsia" w:cstheme="minorEastAsia" w:hint="eastAsia"/>
+          <w:sz w:val="32"/>
+          <w:szCs w:val="32"/>
+        </w:rPr>
+        <w:t>表相应</w:t>
+      </w:r>
+      <w:proofErr w:type="gramEnd"/>
+      <w:r>
+        <w:rPr>
+          <w:rFonts w:asciiTheme="minorEastAsia" w:hAnsiTheme="minorEastAsia" w:cstheme="minorEastAsia" w:hint="eastAsia"/>
+          <w:sz w:val="32"/>
+          <w:szCs w:val="32"/>
+        </w:rPr>
+        <w:t>工作表（A,B,C）“文库编号”（B列）中的文库编号如“HGC-Lib-</w:t>
+      </w:r>
+      <w:proofErr w:type="spellStart"/>
+      <w:r>
+        <w:rPr>
+          <w:rFonts w:asciiTheme="minorEastAsia" w:hAnsiTheme="minorEastAsia" w:cstheme="minorEastAsia" w:hint="eastAsia"/>
+          <w:sz w:val="32"/>
+          <w:szCs w:val="32"/>
+        </w:rPr>
+        <w:t>xxxx</w:t>
+      </w:r>
+      <w:proofErr w:type="spellEnd"/>
+      <w:r>
+        <w:rPr>
+          <w:rFonts w:asciiTheme="minorEastAsia" w:hAnsiTheme="minorEastAsia" w:cstheme="minorEastAsia" w:hint="eastAsia"/>
+          <w:sz w:val="32"/>
+          <w:szCs w:val="32"/>
+        </w:rPr>
+        <w:t>、HGC-POOL-</w:t>
+      </w:r>
+      <w:proofErr w:type="spellStart"/>
+      <w:r>
+        <w:rPr>
+          <w:rFonts w:asciiTheme="minorEastAsia" w:hAnsiTheme="minorEastAsia" w:cstheme="minorEastAsia" w:hint="eastAsia"/>
+          <w:sz w:val="32"/>
+          <w:szCs w:val="32"/>
+        </w:rPr>
+        <w:t>xxxx</w:t>
+      </w:r>
+      <w:proofErr w:type="spellEnd"/>
+      <w:r>
+        <w:rPr>
+          <w:rFonts w:asciiTheme="minorEastAsia" w:hAnsiTheme="minorEastAsia" w:cstheme="minorEastAsia" w:hint="eastAsia"/>
+          <w:sz w:val="32"/>
+          <w:szCs w:val="32"/>
+        </w:rPr>
+        <w:t>”类型，则从C表中“HGC编号”（F列）查找，将“Qubit浓度（ng/ul）”（L列）填入B</w:t>
+      </w:r>
+      <w:proofErr w:type="gramStart"/>
+      <w:r>
+        <w:rPr>
+          <w:rFonts w:asciiTheme="minorEastAsia" w:hAnsiTheme="minorEastAsia" w:cstheme="minorEastAsia" w:hint="eastAsia"/>
+          <w:sz w:val="32"/>
+          <w:szCs w:val="32"/>
+        </w:rPr>
+        <w:t>表相应</w:t>
+      </w:r>
+      <w:proofErr w:type="gramEnd"/>
+      <w:r>
+        <w:rPr>
+          <w:rFonts w:asciiTheme="minorEastAsia" w:hAnsiTheme="minorEastAsia" w:cstheme="minorEastAsia" w:hint="eastAsia"/>
+          <w:sz w:val="32"/>
+          <w:szCs w:val="32"/>
+        </w:rPr>
+        <w:t>工作表（A,B,C）中的“Qubit浓度（ng/ul）”（C列）和（N列）;</w:t>
       </w:r>
     </w:p>
     <w:p>
@@ -497,7 +983,43 @@
           <w:sz w:val="32"/>
           <w:szCs w:val="32"/>
         </w:rPr>
-        <w:t>若非“HGC-Lib-xxxx、HGC-POOL-xxxx”类型，则从D表中“HGC编号”（D列）查找，将“Qubit浓度（ng/ul）”</w:t>
+        <w:t>若非“HGC-Lib-</w:t>
+      </w:r>
+      <w:proofErr w:type="spellStart"/>
+      <w:r>
+        <w:rPr>
+          <w:rFonts w:asciiTheme="minorEastAsia" w:hAnsiTheme="minorEastAsia" w:cstheme="minorEastAsia" w:hint="eastAsia"/>
+          <w:sz w:val="32"/>
+          <w:szCs w:val="32"/>
+        </w:rPr>
+        <w:t>xxxx</w:t>
+      </w:r>
+      <w:proofErr w:type="spellEnd"/>
+      <w:r>
+        <w:rPr>
+          <w:rFonts w:asciiTheme="minorEastAsia" w:hAnsiTheme="minorEastAsia" w:cstheme="minorEastAsia" w:hint="eastAsia"/>
+          <w:sz w:val="32"/>
+          <w:szCs w:val="32"/>
+        </w:rPr>
+        <w:t>、HGC-POOL-</w:t>
+      </w:r>
+      <w:proofErr w:type="spellStart"/>
+      <w:r>
+        <w:rPr>
+          <w:rFonts w:asciiTheme="minorEastAsia" w:hAnsiTheme="minorEastAsia" w:cstheme="minorEastAsia" w:hint="eastAsia"/>
+          <w:sz w:val="32"/>
+          <w:szCs w:val="32"/>
+        </w:rPr>
+        <w:t>xxxx</w:t>
+      </w:r>
+      <w:proofErr w:type="spellEnd"/>
+      <w:r>
+        <w:rPr>
+          <w:rFonts w:asciiTheme="minorEastAsia" w:hAnsiTheme="minorEastAsia" w:cstheme="minorEastAsia" w:hint="eastAsia"/>
+          <w:sz w:val="32"/>
+          <w:szCs w:val="32"/>
+        </w:rPr>
+        <w:t>”类型，则从D表中“HGC编号”（D列）查找，将“Qubit浓度（ng/ul）”</w:t>
       </w:r>
       <w:r>
         <w:rPr>
@@ -506,7 +1028,25 @@
           <w:szCs w:val="32"/>
         </w:rPr>
         <w:lastRenderedPageBreak/>
-        <w:t>（K列）填入B表相应工作表（A,B,C）中的“Qubit浓度（ng/ul）”（C列）和（N列）;</w:t>
+        <w:t>（K列）填入B</w:t>
+      </w:r>
+      <w:proofErr w:type="gramStart"/>
+      <w:r>
+        <w:rPr>
+          <w:rFonts w:asciiTheme="minorEastAsia" w:hAnsiTheme="minorEastAsia" w:cstheme="minorEastAsia" w:hint="eastAsia"/>
+          <w:sz w:val="32"/>
+          <w:szCs w:val="32"/>
+        </w:rPr>
+        <w:t>表相应</w:t>
+      </w:r>
+      <w:proofErr w:type="gramEnd"/>
+      <w:r>
+        <w:rPr>
+          <w:rFonts w:asciiTheme="minorEastAsia" w:hAnsiTheme="minorEastAsia" w:cstheme="minorEastAsia" w:hint="eastAsia"/>
+          <w:sz w:val="32"/>
+          <w:szCs w:val="32"/>
+        </w:rPr>
+        <w:t>工作表（A,B,C）中的“Qubit浓度（ng/ul）”（C列）和（N列）;</w:t>
       </w:r>
     </w:p>
     <w:p>
@@ -527,7 +1067,79 @@
           <w:sz w:val="32"/>
           <w:szCs w:val="32"/>
         </w:rPr>
-        <w:t>B表相应工作表（A,B,C）“文库编号”（B列）中的文库编号如“HGC-Lib-xxxx、HGC-POOL-xxxx”类型，则从C表中“HGC编号”（F列）查找，将“文库结构”（V列）填入B表相应工作表（A,B,C）中的“文库结构”（O列）;</w:t>
+        <w:t>B</w:t>
+      </w:r>
+      <w:proofErr w:type="gramStart"/>
+      <w:r>
+        <w:rPr>
+          <w:rFonts w:asciiTheme="minorEastAsia" w:hAnsiTheme="minorEastAsia" w:cstheme="minorEastAsia" w:hint="eastAsia"/>
+          <w:sz w:val="32"/>
+          <w:szCs w:val="32"/>
+        </w:rPr>
+        <w:t>表相应</w:t>
+      </w:r>
+      <w:proofErr w:type="gramEnd"/>
+      <w:r>
+        <w:rPr>
+          <w:rFonts w:asciiTheme="minorEastAsia" w:hAnsiTheme="minorEastAsia" w:cstheme="minorEastAsia" w:hint="eastAsia"/>
+          <w:sz w:val="32"/>
+          <w:szCs w:val="32"/>
+        </w:rPr>
+        <w:t>工作表（A,B,C）“文库编号”（B列）中的文库编号如“HGC-Lib-</w:t>
+      </w:r>
+      <w:proofErr w:type="spellStart"/>
+      <w:r>
+        <w:rPr>
+          <w:rFonts w:asciiTheme="minorEastAsia" w:hAnsiTheme="minorEastAsia" w:cstheme="minorEastAsia" w:hint="eastAsia"/>
+          <w:sz w:val="32"/>
+          <w:szCs w:val="32"/>
+        </w:rPr>
+        <w:t>xxxx</w:t>
+      </w:r>
+      <w:proofErr w:type="spellEnd"/>
+      <w:r>
+        <w:rPr>
+          <w:rFonts w:asciiTheme="minorEastAsia" w:hAnsiTheme="minorEastAsia" w:cstheme="minorEastAsia" w:hint="eastAsia"/>
+          <w:sz w:val="32"/>
+          <w:szCs w:val="32"/>
+        </w:rPr>
+        <w:t>、HGC-POOL-</w:t>
+      </w:r>
+      <w:proofErr w:type="spellStart"/>
+      <w:r>
+        <w:rPr>
+          <w:rFonts w:asciiTheme="minorEastAsia" w:hAnsiTheme="minorEastAsia" w:cstheme="minorEastAsia" w:hint="eastAsia"/>
+          <w:sz w:val="32"/>
+          <w:szCs w:val="32"/>
+        </w:rPr>
+        <w:t>xxxx</w:t>
+      </w:r>
+      <w:proofErr w:type="spellEnd"/>
+      <w:r>
+        <w:rPr>
+          <w:rFonts w:asciiTheme="minorEastAsia" w:hAnsiTheme="minorEastAsia" w:cstheme="minorEastAsia" w:hint="eastAsia"/>
+          <w:sz w:val="32"/>
+          <w:szCs w:val="32"/>
+        </w:rPr>
+        <w:t>”类型，则从C表中“HGC编号”（F列）查找，将“文库结构”（V列）填入B</w:t>
+      </w:r>
+      <w:proofErr w:type="gramStart"/>
+      <w:r>
+        <w:rPr>
+          <w:rFonts w:asciiTheme="minorEastAsia" w:hAnsiTheme="minorEastAsia" w:cstheme="minorEastAsia" w:hint="eastAsia"/>
+          <w:sz w:val="32"/>
+          <w:szCs w:val="32"/>
+        </w:rPr>
+        <w:t>表相应</w:t>
+      </w:r>
+      <w:proofErr w:type="gramEnd"/>
+      <w:r>
+        <w:rPr>
+          <w:rFonts w:asciiTheme="minorEastAsia" w:hAnsiTheme="minorEastAsia" w:cstheme="minorEastAsia" w:hint="eastAsia"/>
+          <w:sz w:val="32"/>
+          <w:szCs w:val="32"/>
+        </w:rPr>
+        <w:t>工作表（A,B,C）中的“文库结构”（O列）;</w:t>
       </w:r>
     </w:p>
     <w:p>
@@ -545,7 +1157,61 @@
           <w:sz w:val="32"/>
           <w:szCs w:val="32"/>
         </w:rPr>
-        <w:t>若非“HGC-Lib-xxxx、HGC-POOL-xxxx”类型，则从D表中“HGC编号”（D列）查找，将“结果评价”（K列）填入B表相应工作表（A,B,C）中的“文库结构”（V列）;</w:t>
+        <w:t>若非“HGC-Lib-</w:t>
+      </w:r>
+      <w:proofErr w:type="spellStart"/>
+      <w:r>
+        <w:rPr>
+          <w:rFonts w:asciiTheme="minorEastAsia" w:hAnsiTheme="minorEastAsia" w:cstheme="minorEastAsia" w:hint="eastAsia"/>
+          <w:sz w:val="32"/>
+          <w:szCs w:val="32"/>
+        </w:rPr>
+        <w:t>xxxx</w:t>
+      </w:r>
+      <w:proofErr w:type="spellEnd"/>
+      <w:r>
+        <w:rPr>
+          <w:rFonts w:asciiTheme="minorEastAsia" w:hAnsiTheme="minorEastAsia" w:cstheme="minorEastAsia" w:hint="eastAsia"/>
+          <w:sz w:val="32"/>
+          <w:szCs w:val="32"/>
+        </w:rPr>
+        <w:t>、HGC-POOL-</w:t>
+      </w:r>
+      <w:proofErr w:type="spellStart"/>
+      <w:r>
+        <w:rPr>
+          <w:rFonts w:asciiTheme="minorEastAsia" w:hAnsiTheme="minorEastAsia" w:cstheme="minorEastAsia" w:hint="eastAsia"/>
+          <w:sz w:val="32"/>
+          <w:szCs w:val="32"/>
+        </w:rPr>
+        <w:t>xxxx</w:t>
+      </w:r>
+      <w:proofErr w:type="spellEnd"/>
+      <w:r>
+        <w:rPr>
+          <w:rFonts w:asciiTheme="minorEastAsia" w:hAnsiTheme="minorEastAsia" w:cstheme="minorEastAsia" w:hint="eastAsia"/>
+          <w:sz w:val="32"/>
+          <w:szCs w:val="32"/>
+        </w:rPr>
+        <w:t>”类型，则从D表中“HGC编号”（D列）查找，将“结果评价”（K列）填入B</w:t>
+      </w:r>
+      <w:proofErr w:type="gramStart"/>
+      <w:r>
+        <w:rPr>
+          <w:rFonts w:asciiTheme="minorEastAsia" w:hAnsiTheme="minorEastAsia" w:cstheme="minorEastAsia" w:hint="eastAsia"/>
+          <w:sz w:val="32"/>
+          <w:szCs w:val="32"/>
+        </w:rPr>
+        <w:t>表相应</w:t>
+      </w:r>
+      <w:proofErr w:type="gramEnd"/>
+      <w:r>
+        <w:rPr>
+          <w:rFonts w:asciiTheme="minorEastAsia" w:hAnsiTheme="minorEastAsia" w:cstheme="minorEastAsia" w:hint="eastAsia"/>
+          <w:sz w:val="32"/>
+          <w:szCs w:val="32"/>
+        </w:rPr>
+        <w:t>工作表（A,B,C）中的“文库结构”（V列）;</w:t>
       </w:r>
     </w:p>
     <w:p>
@@ -566,7 +1232,79 @@
           <w:sz w:val="32"/>
           <w:szCs w:val="32"/>
         </w:rPr>
-        <w:t>B表相应工作表（A,B,C）“文库编号”（B列）中的文库编号如“HGC-Lib-xxxx、HGC-POOL-xxxx”类型，则从C表中“HGC编号”（F列）查找，将“磷酸化*”（W列）填入B表相应工作表（A,B,C）中的“磷酸化*”（P列）;</w:t>
+        <w:t>B</w:t>
+      </w:r>
+      <w:proofErr w:type="gramStart"/>
+      <w:r>
+        <w:rPr>
+          <w:rFonts w:asciiTheme="minorEastAsia" w:hAnsiTheme="minorEastAsia" w:cstheme="minorEastAsia" w:hint="eastAsia"/>
+          <w:sz w:val="32"/>
+          <w:szCs w:val="32"/>
+        </w:rPr>
+        <w:t>表相应</w:t>
+      </w:r>
+      <w:proofErr w:type="gramEnd"/>
+      <w:r>
+        <w:rPr>
+          <w:rFonts w:asciiTheme="minorEastAsia" w:hAnsiTheme="minorEastAsia" w:cstheme="minorEastAsia" w:hint="eastAsia"/>
+          <w:sz w:val="32"/>
+          <w:szCs w:val="32"/>
+        </w:rPr>
+        <w:t>工作表（A,B,C）“文库编号”（B列）中的文库编号如“HGC-Lib-</w:t>
+      </w:r>
+      <w:proofErr w:type="spellStart"/>
+      <w:r>
+        <w:rPr>
+          <w:rFonts w:asciiTheme="minorEastAsia" w:hAnsiTheme="minorEastAsia" w:cstheme="minorEastAsia" w:hint="eastAsia"/>
+          <w:sz w:val="32"/>
+          <w:szCs w:val="32"/>
+        </w:rPr>
+        <w:t>xxxx</w:t>
+      </w:r>
+      <w:proofErr w:type="spellEnd"/>
+      <w:r>
+        <w:rPr>
+          <w:rFonts w:asciiTheme="minorEastAsia" w:hAnsiTheme="minorEastAsia" w:cstheme="minorEastAsia" w:hint="eastAsia"/>
+          <w:sz w:val="32"/>
+          <w:szCs w:val="32"/>
+        </w:rPr>
+        <w:t>、HGC-POOL-</w:t>
+      </w:r>
+      <w:proofErr w:type="spellStart"/>
+      <w:r>
+        <w:rPr>
+          <w:rFonts w:asciiTheme="minorEastAsia" w:hAnsiTheme="minorEastAsia" w:cstheme="minorEastAsia" w:hint="eastAsia"/>
+          <w:sz w:val="32"/>
+          <w:szCs w:val="32"/>
+        </w:rPr>
+        <w:t>xxxx</w:t>
+      </w:r>
+      <w:proofErr w:type="spellEnd"/>
+      <w:r>
+        <w:rPr>
+          <w:rFonts w:asciiTheme="minorEastAsia" w:hAnsiTheme="minorEastAsia" w:cstheme="minorEastAsia" w:hint="eastAsia"/>
+          <w:sz w:val="32"/>
+          <w:szCs w:val="32"/>
+        </w:rPr>
+        <w:t>”类型，则从C表中“HGC编号”（F列）查找，将“磷酸化*”（W列）填入B</w:t>
+      </w:r>
+      <w:proofErr w:type="gramStart"/>
+      <w:r>
+        <w:rPr>
+          <w:rFonts w:asciiTheme="minorEastAsia" w:hAnsiTheme="minorEastAsia" w:cstheme="minorEastAsia" w:hint="eastAsia"/>
+          <w:sz w:val="32"/>
+          <w:szCs w:val="32"/>
+        </w:rPr>
+        <w:t>表相应</w:t>
+      </w:r>
+      <w:proofErr w:type="gramEnd"/>
+      <w:r>
+        <w:rPr>
+          <w:rFonts w:asciiTheme="minorEastAsia" w:hAnsiTheme="minorEastAsia" w:cstheme="minorEastAsia" w:hint="eastAsia"/>
+          <w:sz w:val="32"/>
+          <w:szCs w:val="32"/>
+        </w:rPr>
+        <w:t>工作表（A,B,C）中的“磷酸化*”（P列）;</w:t>
       </w:r>
     </w:p>
     <w:p>
@@ -587,7 +1325,79 @@
           <w:sz w:val="32"/>
           <w:szCs w:val="32"/>
         </w:rPr>
-        <w:t>B表相应工作表（A,B,C）“文库编号”（B列）中的文库编号如“HGC-Lib-xxxx、HGC-POOL-xxxx”类型，则从C表中“HGC编号”（F列）查找，将“环化*”（X列）填入B表相应工作表（A,B,C）中的“环化*”（Q列）;</w:t>
+        <w:t>B</w:t>
+      </w:r>
+      <w:proofErr w:type="gramStart"/>
+      <w:r>
+        <w:rPr>
+          <w:rFonts w:asciiTheme="minorEastAsia" w:hAnsiTheme="minorEastAsia" w:cstheme="minorEastAsia" w:hint="eastAsia"/>
+          <w:sz w:val="32"/>
+          <w:szCs w:val="32"/>
+        </w:rPr>
+        <w:t>表相应</w:t>
+      </w:r>
+      <w:proofErr w:type="gramEnd"/>
+      <w:r>
+        <w:rPr>
+          <w:rFonts w:asciiTheme="minorEastAsia" w:hAnsiTheme="minorEastAsia" w:cstheme="minorEastAsia" w:hint="eastAsia"/>
+          <w:sz w:val="32"/>
+          <w:szCs w:val="32"/>
+        </w:rPr>
+        <w:t>工作表（A,B,C）“文库编号”（B列）中的文库编号如“HGC-Lib-</w:t>
+      </w:r>
+      <w:proofErr w:type="spellStart"/>
+      <w:r>
+        <w:rPr>
+          <w:rFonts w:asciiTheme="minorEastAsia" w:hAnsiTheme="minorEastAsia" w:cstheme="minorEastAsia" w:hint="eastAsia"/>
+          <w:sz w:val="32"/>
+          <w:szCs w:val="32"/>
+        </w:rPr>
+        <w:t>xxxx</w:t>
+      </w:r>
+      <w:proofErr w:type="spellEnd"/>
+      <w:r>
+        <w:rPr>
+          <w:rFonts w:asciiTheme="minorEastAsia" w:hAnsiTheme="minorEastAsia" w:cstheme="minorEastAsia" w:hint="eastAsia"/>
+          <w:sz w:val="32"/>
+          <w:szCs w:val="32"/>
+        </w:rPr>
+        <w:t>、HGC-POOL-</w:t>
+      </w:r>
+      <w:proofErr w:type="spellStart"/>
+      <w:r>
+        <w:rPr>
+          <w:rFonts w:asciiTheme="minorEastAsia" w:hAnsiTheme="minorEastAsia" w:cstheme="minorEastAsia" w:hint="eastAsia"/>
+          <w:sz w:val="32"/>
+          <w:szCs w:val="32"/>
+        </w:rPr>
+        <w:t>xxxx</w:t>
+      </w:r>
+      <w:proofErr w:type="spellEnd"/>
+      <w:r>
+        <w:rPr>
+          <w:rFonts w:asciiTheme="minorEastAsia" w:hAnsiTheme="minorEastAsia" w:cstheme="minorEastAsia" w:hint="eastAsia"/>
+          <w:sz w:val="32"/>
+          <w:szCs w:val="32"/>
+        </w:rPr>
+        <w:t>”类型，则从C表中“HGC编号”（F列）查找，将“环化*”（X列）填入B</w:t>
+      </w:r>
+      <w:proofErr w:type="gramStart"/>
+      <w:r>
+        <w:rPr>
+          <w:rFonts w:asciiTheme="minorEastAsia" w:hAnsiTheme="minorEastAsia" w:cstheme="minorEastAsia" w:hint="eastAsia"/>
+          <w:sz w:val="32"/>
+          <w:szCs w:val="32"/>
+        </w:rPr>
+        <w:t>表相应</w:t>
+      </w:r>
+      <w:proofErr w:type="gramEnd"/>
+      <w:r>
+        <w:rPr>
+          <w:rFonts w:asciiTheme="minorEastAsia" w:hAnsiTheme="minorEastAsia" w:cstheme="minorEastAsia" w:hint="eastAsia"/>
+          <w:sz w:val="32"/>
+          <w:szCs w:val="32"/>
+        </w:rPr>
+        <w:t>工作表（A,B,C）中的“环化*”（Q列）;</w:t>
       </w:r>
     </w:p>
     <w:p>
@@ -608,7 +1418,79 @@
           <w:sz w:val="32"/>
           <w:szCs w:val="32"/>
         </w:rPr>
-        <w:t>B表相应工作表（A,B,C）“文库编号”（B列）中的文库编号如“HGC-Lib-xxxx、HGC-POOL-xxxx”类型，则从C表中“HGC编号”（F列）查找，将“板号”（O列）填入B表相应工作表（A,B,C）中的“板号”（K列）;</w:t>
+        <w:t>B</w:t>
+      </w:r>
+      <w:proofErr w:type="gramStart"/>
+      <w:r>
+        <w:rPr>
+          <w:rFonts w:asciiTheme="minorEastAsia" w:hAnsiTheme="minorEastAsia" w:cstheme="minorEastAsia" w:hint="eastAsia"/>
+          <w:sz w:val="32"/>
+          <w:szCs w:val="32"/>
+        </w:rPr>
+        <w:t>表相应</w:t>
+      </w:r>
+      <w:proofErr w:type="gramEnd"/>
+      <w:r>
+        <w:rPr>
+          <w:rFonts w:asciiTheme="minorEastAsia" w:hAnsiTheme="minorEastAsia" w:cstheme="minorEastAsia" w:hint="eastAsia"/>
+          <w:sz w:val="32"/>
+          <w:szCs w:val="32"/>
+        </w:rPr>
+        <w:t>工作表（A,B,C）“文库编号”（B列）中的文库编号如“HGC-Lib-</w:t>
+      </w:r>
+      <w:proofErr w:type="spellStart"/>
+      <w:r>
+        <w:rPr>
+          <w:rFonts w:asciiTheme="minorEastAsia" w:hAnsiTheme="minorEastAsia" w:cstheme="minorEastAsia" w:hint="eastAsia"/>
+          <w:sz w:val="32"/>
+          <w:szCs w:val="32"/>
+        </w:rPr>
+        <w:t>xxxx</w:t>
+      </w:r>
+      <w:proofErr w:type="spellEnd"/>
+      <w:r>
+        <w:rPr>
+          <w:rFonts w:asciiTheme="minorEastAsia" w:hAnsiTheme="minorEastAsia" w:cstheme="minorEastAsia" w:hint="eastAsia"/>
+          <w:sz w:val="32"/>
+          <w:szCs w:val="32"/>
+        </w:rPr>
+        <w:t>、HGC-POOL-</w:t>
+      </w:r>
+      <w:proofErr w:type="spellStart"/>
+      <w:r>
+        <w:rPr>
+          <w:rFonts w:asciiTheme="minorEastAsia" w:hAnsiTheme="minorEastAsia" w:cstheme="minorEastAsia" w:hint="eastAsia"/>
+          <w:sz w:val="32"/>
+          <w:szCs w:val="32"/>
+        </w:rPr>
+        <w:t>xxxx</w:t>
+      </w:r>
+      <w:proofErr w:type="spellEnd"/>
+      <w:r>
+        <w:rPr>
+          <w:rFonts w:asciiTheme="minorEastAsia" w:hAnsiTheme="minorEastAsia" w:cstheme="minorEastAsia" w:hint="eastAsia"/>
+          <w:sz w:val="32"/>
+          <w:szCs w:val="32"/>
+        </w:rPr>
+        <w:t>”类型，则从C表中“HGC编号”（F列）查找，将“板号”（O列）填入B</w:t>
+      </w:r>
+      <w:proofErr w:type="gramStart"/>
+      <w:r>
+        <w:rPr>
+          <w:rFonts w:asciiTheme="minorEastAsia" w:hAnsiTheme="minorEastAsia" w:cstheme="minorEastAsia" w:hint="eastAsia"/>
+          <w:sz w:val="32"/>
+          <w:szCs w:val="32"/>
+        </w:rPr>
+        <w:t>表相应</w:t>
+      </w:r>
+      <w:proofErr w:type="gramEnd"/>
+      <w:r>
+        <w:rPr>
+          <w:rFonts w:asciiTheme="minorEastAsia" w:hAnsiTheme="minorEastAsia" w:cstheme="minorEastAsia" w:hint="eastAsia"/>
+          <w:sz w:val="32"/>
+          <w:szCs w:val="32"/>
+        </w:rPr>
+        <w:t>工作表（A,B,C）中的“板号”（K列）;</w:t>
       </w:r>
     </w:p>
     <w:p>
@@ -626,7 +1508,43 @@
           <w:sz w:val="32"/>
           <w:szCs w:val="32"/>
         </w:rPr>
-        <w:t>若非“HGC-Lib-xxxx、HGC-POOL-xxxx”类型，则从D</w:t>
+        <w:t>若非“HGC-Lib-</w:t>
+      </w:r>
+      <w:proofErr w:type="spellStart"/>
+      <w:r>
+        <w:rPr>
+          <w:rFonts w:asciiTheme="minorEastAsia" w:hAnsiTheme="minorEastAsia" w:cstheme="minorEastAsia" w:hint="eastAsia"/>
+          <w:sz w:val="32"/>
+          <w:szCs w:val="32"/>
+        </w:rPr>
+        <w:t>xxxx</w:t>
+      </w:r>
+      <w:proofErr w:type="spellEnd"/>
+      <w:r>
+        <w:rPr>
+          <w:rFonts w:asciiTheme="minorEastAsia" w:hAnsiTheme="minorEastAsia" w:cstheme="minorEastAsia" w:hint="eastAsia"/>
+          <w:sz w:val="32"/>
+          <w:szCs w:val="32"/>
+        </w:rPr>
+        <w:t>、HGC-POOL-</w:t>
+      </w:r>
+      <w:proofErr w:type="spellStart"/>
+      <w:r>
+        <w:rPr>
+          <w:rFonts w:asciiTheme="minorEastAsia" w:hAnsiTheme="minorEastAsia" w:cstheme="minorEastAsia" w:hint="eastAsia"/>
+          <w:sz w:val="32"/>
+          <w:szCs w:val="32"/>
+        </w:rPr>
+        <w:t>xxxx</w:t>
+      </w:r>
+      <w:proofErr w:type="spellEnd"/>
+      <w:r>
+        <w:rPr>
+          <w:rFonts w:asciiTheme="minorEastAsia" w:hAnsiTheme="minorEastAsia" w:cstheme="minorEastAsia" w:hint="eastAsia"/>
+          <w:sz w:val="32"/>
+          <w:szCs w:val="32"/>
+        </w:rPr>
+        <w:t>”类型，则从D</w:t>
       </w:r>
       <w:r>
         <w:rPr>
@@ -635,7 +1553,43 @@
           <w:szCs w:val="32"/>
         </w:rPr>
         <w:lastRenderedPageBreak/>
-        <w:t>表中“HGC编号”（D列）查找，将“版号”（T列）填入B表相应工作表（A,B,C）中的“板号”（K列）;将“孔位”（S列）填入B表相应工作表（A,B,C）中的“孔号”（J列）;</w:t>
+        <w:t>表中“HGC编号”（D列）查找，将“版号”（T列）填入B</w:t>
+      </w:r>
+      <w:proofErr w:type="gramStart"/>
+      <w:r>
+        <w:rPr>
+          <w:rFonts w:asciiTheme="minorEastAsia" w:hAnsiTheme="minorEastAsia" w:cstheme="minorEastAsia" w:hint="eastAsia"/>
+          <w:sz w:val="32"/>
+          <w:szCs w:val="32"/>
+        </w:rPr>
+        <w:t>表相应</w:t>
+      </w:r>
+      <w:proofErr w:type="gramEnd"/>
+      <w:r>
+        <w:rPr>
+          <w:rFonts w:asciiTheme="minorEastAsia" w:hAnsiTheme="minorEastAsia" w:cstheme="minorEastAsia" w:hint="eastAsia"/>
+          <w:sz w:val="32"/>
+          <w:szCs w:val="32"/>
+        </w:rPr>
+        <w:t>工作表（A,B,C）中的“板号”（K列）;将“孔位”（S列）填入B</w:t>
+      </w:r>
+      <w:proofErr w:type="gramStart"/>
+      <w:r>
+        <w:rPr>
+          <w:rFonts w:asciiTheme="minorEastAsia" w:hAnsiTheme="minorEastAsia" w:cstheme="minorEastAsia" w:hint="eastAsia"/>
+          <w:sz w:val="32"/>
+          <w:szCs w:val="32"/>
+        </w:rPr>
+        <w:t>表相应</w:t>
+      </w:r>
+      <w:proofErr w:type="gramEnd"/>
+      <w:r>
+        <w:rPr>
+          <w:rFonts w:asciiTheme="minorEastAsia" w:hAnsiTheme="minorEastAsia" w:cstheme="minorEastAsia" w:hint="eastAsia"/>
+          <w:sz w:val="32"/>
+          <w:szCs w:val="32"/>
+        </w:rPr>
+        <w:t>工作表（A,B,C）中的“孔号”（J列）;</w:t>
       </w:r>
     </w:p>
     <w:p>
@@ -667,7 +1621,79 @@
           <w:sz w:val="32"/>
           <w:szCs w:val="32"/>
         </w:rPr>
-        <w:t>B表相应工作表（A,B,C）中“文库类型”（G列）和“文库结构”（O列）含“华大”或磷酸化*”（P列）为“已磷酸化”，则划分为“直接环化文库”；其他文库则划分为“转化文库”；“转化文库”放B表相应工作表（A,B,C）中前面，“直接环化文库”放B表相应工作表（A,B,C）中后面。“转化文库”与“直接环化文库”之间间隔1行，间隔行不需要框线和条件格式。</w:t>
+        <w:t>B</w:t>
+      </w:r>
+      <w:proofErr w:type="gramStart"/>
+      <w:r>
+        <w:rPr>
+          <w:rFonts w:asciiTheme="minorEastAsia" w:hAnsiTheme="minorEastAsia" w:cstheme="minorEastAsia" w:hint="eastAsia"/>
+          <w:sz w:val="32"/>
+          <w:szCs w:val="32"/>
+        </w:rPr>
+        <w:t>表相应</w:t>
+      </w:r>
+      <w:proofErr w:type="gramEnd"/>
+      <w:r>
+        <w:rPr>
+          <w:rFonts w:asciiTheme="minorEastAsia" w:hAnsiTheme="minorEastAsia" w:cstheme="minorEastAsia" w:hint="eastAsia"/>
+          <w:sz w:val="32"/>
+          <w:szCs w:val="32"/>
+        </w:rPr>
+        <w:t>工作表（A,B,C）中“文库类型”（G列）和“文库结构”（O列）含“华大”或磷酸化*</w:t>
+      </w:r>
+      <w:proofErr w:type="gramStart"/>
+      <w:r>
+        <w:rPr>
+          <w:rFonts w:asciiTheme="minorEastAsia" w:hAnsiTheme="minorEastAsia" w:cstheme="minorEastAsia" w:hint="eastAsia"/>
+          <w:sz w:val="32"/>
+          <w:szCs w:val="32"/>
+        </w:rPr>
+        <w:t>”</w:t>
+      </w:r>
+      <w:proofErr w:type="gramEnd"/>
+      <w:r>
+        <w:rPr>
+          <w:rFonts w:asciiTheme="minorEastAsia" w:hAnsiTheme="minorEastAsia" w:cstheme="minorEastAsia" w:hint="eastAsia"/>
+          <w:sz w:val="32"/>
+          <w:szCs w:val="32"/>
+        </w:rPr>
+        <w:t>（P列）为“已磷酸化”，则划分为“直接环化文库”；其他文库则划分为“转化文库”；“转化文库”放B</w:t>
+      </w:r>
+      <w:proofErr w:type="gramStart"/>
+      <w:r>
+        <w:rPr>
+          <w:rFonts w:asciiTheme="minorEastAsia" w:hAnsiTheme="minorEastAsia" w:cstheme="minorEastAsia" w:hint="eastAsia"/>
+          <w:sz w:val="32"/>
+          <w:szCs w:val="32"/>
+        </w:rPr>
+        <w:t>表相应</w:t>
+      </w:r>
+      <w:proofErr w:type="gramEnd"/>
+      <w:r>
+        <w:rPr>
+          <w:rFonts w:asciiTheme="minorEastAsia" w:hAnsiTheme="minorEastAsia" w:cstheme="minorEastAsia" w:hint="eastAsia"/>
+          <w:sz w:val="32"/>
+          <w:szCs w:val="32"/>
+        </w:rPr>
+        <w:t>工作表（A,B,C）中前面，“直接环化文库”放B</w:t>
+      </w:r>
+      <w:proofErr w:type="gramStart"/>
+      <w:r>
+        <w:rPr>
+          <w:rFonts w:asciiTheme="minorEastAsia" w:hAnsiTheme="minorEastAsia" w:cstheme="minorEastAsia" w:hint="eastAsia"/>
+          <w:sz w:val="32"/>
+          <w:szCs w:val="32"/>
+        </w:rPr>
+        <w:t>表相应</w:t>
+      </w:r>
+      <w:proofErr w:type="gramEnd"/>
+      <w:r>
+        <w:rPr>
+          <w:rFonts w:asciiTheme="minorEastAsia" w:hAnsiTheme="minorEastAsia" w:cstheme="minorEastAsia" w:hint="eastAsia"/>
+          <w:sz w:val="32"/>
+          <w:szCs w:val="32"/>
+        </w:rPr>
+        <w:t>工作表（A,B,C）中后面。“转化文库”与“直接环化文库”之间间隔1行，间隔行不需要框线和条件格式。</w:t>
       </w:r>
     </w:p>
     <w:p>
@@ -688,7 +1714,25 @@
           <w:sz w:val="32"/>
           <w:szCs w:val="32"/>
         </w:rPr>
-        <w:t>B表相应工作表（A,B,C）中“转化文库”和“直接环化文库”内都先按照将“客户单位”（H列）相同分为同一组；</w:t>
+        <w:t>B</w:t>
+      </w:r>
+      <w:proofErr w:type="gramStart"/>
+      <w:r>
+        <w:rPr>
+          <w:rFonts w:asciiTheme="minorEastAsia" w:hAnsiTheme="minorEastAsia" w:cstheme="minorEastAsia" w:hint="eastAsia"/>
+          <w:sz w:val="32"/>
+          <w:szCs w:val="32"/>
+        </w:rPr>
+        <w:t>表相应</w:t>
+      </w:r>
+      <w:proofErr w:type="gramEnd"/>
+      <w:r>
+        <w:rPr>
+          <w:rFonts w:asciiTheme="minorEastAsia" w:hAnsiTheme="minorEastAsia" w:cstheme="minorEastAsia" w:hint="eastAsia"/>
+          <w:sz w:val="32"/>
+          <w:szCs w:val="32"/>
+        </w:rPr>
+        <w:t>工作表（A,B,C）中“转化文库”和“直接环化文库”内都先按照将“客户单位”（H列）相同分为同一组；</w:t>
       </w:r>
     </w:p>
     <w:p>
@@ -745,7 +1789,25 @@
           <w:sz w:val="32"/>
           <w:szCs w:val="32"/>
         </w:rPr>
-        <w:t>B表相应工作表（A,B,C）中按“客户单位”（H列）分组完成后，再将“文库类型”（G列）相同的分为同一组；</w:t>
+        <w:t>B</w:t>
+      </w:r>
+      <w:proofErr w:type="gramStart"/>
+      <w:r>
+        <w:rPr>
+          <w:rFonts w:asciiTheme="minorEastAsia" w:hAnsiTheme="minorEastAsia" w:cstheme="minorEastAsia" w:hint="eastAsia"/>
+          <w:sz w:val="32"/>
+          <w:szCs w:val="32"/>
+        </w:rPr>
+        <w:t>表相应</w:t>
+      </w:r>
+      <w:proofErr w:type="gramEnd"/>
+      <w:r>
+        <w:rPr>
+          <w:rFonts w:asciiTheme="minorEastAsia" w:hAnsiTheme="minorEastAsia" w:cstheme="minorEastAsia" w:hint="eastAsia"/>
+          <w:sz w:val="32"/>
+          <w:szCs w:val="32"/>
+        </w:rPr>
+        <w:t>工作表（A,B,C）中按“客户单位”（H列）分组完成后，再将“文库类型”（G列）相同的分为同一组；</w:t>
       </w:r>
     </w:p>
     <w:p>
@@ -763,7 +1825,25 @@
           <w:sz w:val="32"/>
           <w:szCs w:val="32"/>
         </w:rPr>
-        <w:t>若B表相应工作表（A,B,C）“文库编号”（B列）中的</w:t>
+        <w:t>若B</w:t>
+      </w:r>
+      <w:proofErr w:type="gramStart"/>
+      <w:r>
+        <w:rPr>
+          <w:rFonts w:asciiTheme="minorEastAsia" w:hAnsiTheme="minorEastAsia" w:cstheme="minorEastAsia" w:hint="eastAsia"/>
+          <w:sz w:val="32"/>
+          <w:szCs w:val="32"/>
+        </w:rPr>
+        <w:t>表相应</w:t>
+      </w:r>
+      <w:proofErr w:type="gramEnd"/>
+      <w:r>
+        <w:rPr>
+          <w:rFonts w:asciiTheme="minorEastAsia" w:hAnsiTheme="minorEastAsia" w:cstheme="minorEastAsia" w:hint="eastAsia"/>
+          <w:sz w:val="32"/>
+          <w:szCs w:val="32"/>
+        </w:rPr>
+        <w:t>工作表（A,B,C）“文库编号”（B列）中的</w:t>
       </w:r>
       <w:r>
         <w:rPr>
@@ -788,7 +1868,25 @@
           <w:sz w:val="32"/>
           <w:szCs w:val="32"/>
         </w:rPr>
-        <w:t>,无“HGC-”)或“池文库编号”（如“HGC-POOL-xxxx”），则该文库单独为一组。</w:t>
+        <w:t>,无“HGC-”)或“池文库编号”（如“HGC-POOL-</w:t>
+      </w:r>
+      <w:proofErr w:type="spellStart"/>
+      <w:r>
+        <w:rPr>
+          <w:rFonts w:asciiTheme="minorEastAsia" w:hAnsiTheme="minorEastAsia" w:cstheme="minorEastAsia" w:hint="eastAsia"/>
+          <w:sz w:val="32"/>
+          <w:szCs w:val="32"/>
+        </w:rPr>
+        <w:t>xxxx</w:t>
+      </w:r>
+      <w:proofErr w:type="spellEnd"/>
+      <w:r>
+        <w:rPr>
+          <w:rFonts w:asciiTheme="minorEastAsia" w:hAnsiTheme="minorEastAsia" w:cstheme="minorEastAsia" w:hint="eastAsia"/>
+          <w:sz w:val="32"/>
+          <w:szCs w:val="32"/>
+        </w:rPr>
+        <w:t>”），则该文库单独为一组。</w:t>
       </w:r>
     </w:p>
     <w:p>
@@ -848,7 +1946,25 @@
           <w:sz w:val="32"/>
           <w:szCs w:val="32"/>
         </w:rPr>
-        <w:t>B表相应工作表（A,B,C）中“转化文库”：</w:t>
+        <w:t>B</w:t>
+      </w:r>
+      <w:proofErr w:type="gramStart"/>
+      <w:r>
+        <w:rPr>
+          <w:rFonts w:asciiTheme="minorEastAsia" w:hAnsiTheme="minorEastAsia" w:cstheme="minorEastAsia" w:hint="eastAsia"/>
+          <w:sz w:val="32"/>
+          <w:szCs w:val="32"/>
+        </w:rPr>
+        <w:t>表相应</w:t>
+      </w:r>
+      <w:proofErr w:type="gramEnd"/>
+      <w:r>
+        <w:rPr>
+          <w:rFonts w:asciiTheme="minorEastAsia" w:hAnsiTheme="minorEastAsia" w:cstheme="minorEastAsia" w:hint="eastAsia"/>
+          <w:sz w:val="32"/>
+          <w:szCs w:val="32"/>
+        </w:rPr>
+        <w:t>工作表（A,B,C）中“转化文库”：</w:t>
       </w:r>
     </w:p>
     <w:p>
@@ -985,8 +2101,36 @@
           <w:sz w:val="32"/>
           <w:szCs w:val="32"/>
         </w:rPr>
-        <w:t>每组“TE Buffer补充体积（uL）”（I列）=20-每组“最终取样体积（ul）”（F列）之和</w:t>
-      </w:r>
+        <w:t>每组“TE Buffer补充体积（</w:t>
+      </w:r>
+      <w:proofErr w:type="spellStart"/>
+      <w:r>
+        <w:rPr>
+          <w:rFonts w:asciiTheme="minorEastAsia" w:hAnsiTheme="minorEastAsia" w:cstheme="minorEastAsia" w:hint="eastAsia"/>
+          <w:sz w:val="32"/>
+          <w:szCs w:val="32"/>
+        </w:rPr>
+        <w:t>uL</w:t>
+      </w:r>
+      <w:proofErr w:type="spellEnd"/>
+      <w:r>
+        <w:rPr>
+          <w:rFonts w:asciiTheme="minorEastAsia" w:hAnsiTheme="minorEastAsia" w:cstheme="minorEastAsia" w:hint="eastAsia"/>
+          <w:sz w:val="32"/>
+          <w:szCs w:val="32"/>
+        </w:rPr>
+        <w:t>）”（I列）=20-每组“最终取样体积（ul）”（F列）之</w:t>
+      </w:r>
+      <w:proofErr w:type="gramStart"/>
+      <w:r>
+        <w:rPr>
+          <w:rFonts w:asciiTheme="minorEastAsia" w:hAnsiTheme="minorEastAsia" w:cstheme="minorEastAsia" w:hint="eastAsia"/>
+          <w:sz w:val="32"/>
+          <w:szCs w:val="32"/>
+        </w:rPr>
+        <w:t>和</w:t>
+      </w:r>
+      <w:proofErr w:type="gramEnd"/>
     </w:p>
     <w:p/>
     <w:p>
@@ -1003,7 +2147,25 @@
           <w:sz w:val="32"/>
           <w:szCs w:val="32"/>
         </w:rPr>
-        <w:t>B表相应工作表（A,B,C）中“直接环化文库”：</w:t>
+        <w:t>B</w:t>
+      </w:r>
+      <w:proofErr w:type="gramStart"/>
+      <w:r>
+        <w:rPr>
+          <w:rFonts w:asciiTheme="minorEastAsia" w:hAnsiTheme="minorEastAsia" w:cstheme="minorEastAsia" w:hint="eastAsia"/>
+          <w:sz w:val="32"/>
+          <w:szCs w:val="32"/>
+        </w:rPr>
+        <w:t>表相应</w:t>
+      </w:r>
+      <w:proofErr w:type="gramEnd"/>
+      <w:r>
+        <w:rPr>
+          <w:rFonts w:asciiTheme="minorEastAsia" w:hAnsiTheme="minorEastAsia" w:cstheme="minorEastAsia" w:hint="eastAsia"/>
+          <w:sz w:val="32"/>
+          <w:szCs w:val="32"/>
+        </w:rPr>
+        <w:t>工作表（A,B,C）中“直接环化文库”：</w:t>
       </w:r>
     </w:p>
     <w:p>
@@ -1084,8 +2246,36 @@
           <w:sz w:val="32"/>
           <w:szCs w:val="32"/>
         </w:rPr>
-        <w:t>每组TE Buffer补充体积（uL）=40-每组“最终取样体积（ul）”（F列）之和</w:t>
-      </w:r>
+        <w:t>每组TE Buffer补充体积（</w:t>
+      </w:r>
+      <w:proofErr w:type="spellStart"/>
+      <w:r>
+        <w:rPr>
+          <w:rFonts w:asciiTheme="minorEastAsia" w:hAnsiTheme="minorEastAsia" w:cstheme="minorEastAsia" w:hint="eastAsia"/>
+          <w:sz w:val="32"/>
+          <w:szCs w:val="32"/>
+        </w:rPr>
+        <w:t>uL</w:t>
+      </w:r>
+      <w:proofErr w:type="spellEnd"/>
+      <w:r>
+        <w:rPr>
+          <w:rFonts w:asciiTheme="minorEastAsia" w:hAnsiTheme="minorEastAsia" w:cstheme="minorEastAsia" w:hint="eastAsia"/>
+          <w:sz w:val="32"/>
+          <w:szCs w:val="32"/>
+        </w:rPr>
+        <w:t>）=40-每组“最终取样体积（ul）”（F列）之</w:t>
+      </w:r>
+      <w:proofErr w:type="gramStart"/>
+      <w:r>
+        <w:rPr>
+          <w:rFonts w:asciiTheme="minorEastAsia" w:hAnsiTheme="minorEastAsia" w:cstheme="minorEastAsia" w:hint="eastAsia"/>
+          <w:sz w:val="32"/>
+          <w:szCs w:val="32"/>
+        </w:rPr>
+        <w:t>和</w:t>
+      </w:r>
+      <w:proofErr w:type="gramEnd"/>
     </w:p>
     <w:p>
       <w:pPr>
@@ -1126,7 +2316,25 @@
           <w:sz w:val="32"/>
           <w:szCs w:val="32"/>
         </w:rPr>
-        <w:t>B表相应工作表（A,B,C）中每组的“数据量（G)”（D列）进行求和，得出每组“总数据量”填入每组下方空白行“数据量（G)”（D列）；根据上方给出公式将计算出的结果填入“文库摩尔质量”（E列），“最终取样体积”（F列）；</w:t>
+        <w:t>B</w:t>
+      </w:r>
+      <w:proofErr w:type="gramStart"/>
+      <w:r>
+        <w:rPr>
+          <w:rFonts w:asciiTheme="minorEastAsia" w:hAnsiTheme="minorEastAsia" w:cstheme="minorEastAsia" w:hint="eastAsia"/>
+          <w:sz w:val="32"/>
+          <w:szCs w:val="32"/>
+        </w:rPr>
+        <w:t>表相应</w:t>
+      </w:r>
+      <w:proofErr w:type="gramEnd"/>
+      <w:r>
+        <w:rPr>
+          <w:rFonts w:asciiTheme="minorEastAsia" w:hAnsiTheme="minorEastAsia" w:cstheme="minorEastAsia" w:hint="eastAsia"/>
+          <w:sz w:val="32"/>
+          <w:szCs w:val="32"/>
+        </w:rPr>
+        <w:t>工作表（A,B,C）中每组的“数据量（G)”（D列）进行求和，得出每组“总数据量”填入每组下方空白行“数据量（G)”（D列）；根据上方给出公式将计算出的结果填入“文库摩尔质量”（E列），“最终取样体积”（F列）；</w:t>
       </w:r>
     </w:p>
     <w:p>
@@ -1138,15 +2346,35 @@
           <w:szCs w:val="32"/>
         </w:rPr>
       </w:pPr>
-      <w:r>
-        <w:rPr>
-          <w:rFonts w:asciiTheme="minorEastAsia" w:hAnsiTheme="minorEastAsia" w:cstheme="minorEastAsia" w:hint="eastAsia"/>
-          <w:sz w:val="32"/>
-          <w:szCs w:val="32"/>
-        </w:rPr>
-        <w:t>若存在单个组的“总数据量”&gt;1000G的组或“最终取样体积”（F列）最大值超过最小值的5倍,则按“最终取样体积”（F列）从低到高进行排序，按照“最终取样体积”（F列）最大值超过最小值的3倍为界，重新分组进行计算，组内文库按“文库编号”（B列）排序；</w:t>
-      </w:r>
-    </w:p>
+      <w:bookmarkStart w:id="0" w:name="OLE_LINK2"/>
+      <w:r>
+        <w:rPr>
+          <w:rFonts w:asciiTheme="minorEastAsia" w:hAnsiTheme="minorEastAsia" w:cstheme="minorEastAsia" w:hint="eastAsia"/>
+          <w:sz w:val="32"/>
+          <w:szCs w:val="32"/>
+        </w:rPr>
+        <w:t>若存在</w:t>
+      </w:r>
+      <w:proofErr w:type="gramStart"/>
+      <w:r>
+        <w:rPr>
+          <w:rFonts w:asciiTheme="minorEastAsia" w:hAnsiTheme="minorEastAsia" w:cstheme="minorEastAsia" w:hint="eastAsia"/>
+          <w:sz w:val="32"/>
+          <w:szCs w:val="32"/>
+        </w:rPr>
+        <w:t>单个组</w:t>
+      </w:r>
+      <w:proofErr w:type="gramEnd"/>
+      <w:r>
+        <w:rPr>
+          <w:rFonts w:asciiTheme="minorEastAsia" w:hAnsiTheme="minorEastAsia" w:cstheme="minorEastAsia" w:hint="eastAsia"/>
+          <w:sz w:val="32"/>
+          <w:szCs w:val="32"/>
+        </w:rPr>
+        <w:t>的“总数据量”&gt;1000G的组或“最终取样体积”（F列）最大值超过最小值的5倍,则按“最终取样体积”（F列）从低到高进行排序，按照“最终取样体积”（F列）最大值超过最小值的3倍为界，重新分组进行计算，组内文库按“文库编号”（B列）排序；</w:t>
+      </w:r>
+    </w:p>
+    <w:bookmarkEnd w:id="0"/>
     <w:p>
       <w:pPr>
         <w:ind w:firstLineChars="200" w:firstLine="640"/>
@@ -1162,7 +2390,25 @@
           <w:sz w:val="32"/>
           <w:szCs w:val="32"/>
         </w:rPr>
-        <w:t>若B表相应工作表（A,B,C）中“板号”（K列）有板号，则按照“板号”（K列）排序。</w:t>
+        <w:t>若B</w:t>
+      </w:r>
+      <w:proofErr w:type="gramStart"/>
+      <w:r>
+        <w:rPr>
+          <w:rFonts w:asciiTheme="minorEastAsia" w:hAnsiTheme="minorEastAsia" w:cstheme="minorEastAsia" w:hint="eastAsia"/>
+          <w:sz w:val="32"/>
+          <w:szCs w:val="32"/>
+        </w:rPr>
+        <w:t>表相应</w:t>
+      </w:r>
+      <w:proofErr w:type="gramEnd"/>
+      <w:r>
+        <w:rPr>
+          <w:rFonts w:asciiTheme="minorEastAsia" w:hAnsiTheme="minorEastAsia" w:cstheme="minorEastAsia" w:hint="eastAsia"/>
+          <w:sz w:val="32"/>
+          <w:szCs w:val="32"/>
+        </w:rPr>
+        <w:t>工作表（A,B,C）中“板号”（K列）有板号，则按照“板号”（K列）排序。</w:t>
       </w:r>
     </w:p>
     <w:p>
@@ -1189,7 +2435,25 @@
           <w:sz w:val="32"/>
           <w:szCs w:val="32"/>
         </w:rPr>
-        <w:t>B表相应工作表（A,B,C）中组内存在单个文库“最终取样体积”（F列）“&lt;0.250</w:t>
+        <w:t>B</w:t>
+      </w:r>
+      <w:proofErr w:type="gramStart"/>
+      <w:r>
+        <w:rPr>
+          <w:rFonts w:asciiTheme="minorEastAsia" w:hAnsiTheme="minorEastAsia" w:cstheme="minorEastAsia" w:hint="eastAsia"/>
+          <w:sz w:val="32"/>
+          <w:szCs w:val="32"/>
+        </w:rPr>
+        <w:t>表相应</w:t>
+      </w:r>
+      <w:proofErr w:type="gramEnd"/>
+      <w:r>
+        <w:rPr>
+          <w:rFonts w:asciiTheme="minorEastAsia" w:hAnsiTheme="minorEastAsia" w:cstheme="minorEastAsia" w:hint="eastAsia"/>
+          <w:sz w:val="32"/>
+          <w:szCs w:val="32"/>
+        </w:rPr>
+        <w:t>工作表（A,B,C）中组内存在单个文库“最终取样体积”（F列）“&lt;0.250</w:t>
       </w:r>
       <w:r>
         <w:rPr>
@@ -1238,7 +2502,43 @@
           <w:sz w:val="32"/>
           <w:szCs w:val="32"/>
         </w:rPr>
-        <w:t>B表相应工作表（A,B,C）中每组“总摩尔质量”填入每组下方空白行“文库摩尔质量（nM）”（E列）；每组“最终取</w:t>
+        <w:t>B</w:t>
+      </w:r>
+      <w:proofErr w:type="gramStart"/>
+      <w:r>
+        <w:rPr>
+          <w:rFonts w:asciiTheme="minorEastAsia" w:hAnsiTheme="minorEastAsia" w:cstheme="minorEastAsia" w:hint="eastAsia"/>
+          <w:sz w:val="32"/>
+          <w:szCs w:val="32"/>
+        </w:rPr>
+        <w:t>表相应</w:t>
+      </w:r>
+      <w:proofErr w:type="gramEnd"/>
+      <w:r>
+        <w:rPr>
+          <w:rFonts w:asciiTheme="minorEastAsia" w:hAnsiTheme="minorEastAsia" w:cstheme="minorEastAsia" w:hint="eastAsia"/>
+          <w:sz w:val="32"/>
+          <w:szCs w:val="32"/>
+        </w:rPr>
+        <w:t>工作表（A,B,C）中每组“总摩尔质量”填入每组下方空白行“文库摩尔质量（</w:t>
+      </w:r>
+      <w:proofErr w:type="spellStart"/>
+      <w:r>
+        <w:rPr>
+          <w:rFonts w:asciiTheme="minorEastAsia" w:hAnsiTheme="minorEastAsia" w:cstheme="minorEastAsia" w:hint="eastAsia"/>
+          <w:sz w:val="32"/>
+          <w:szCs w:val="32"/>
+        </w:rPr>
+        <w:t>nM</w:t>
+      </w:r>
+      <w:proofErr w:type="spellEnd"/>
+      <w:r>
+        <w:rPr>
+          <w:rFonts w:asciiTheme="minorEastAsia" w:hAnsiTheme="minorEastAsia" w:cstheme="minorEastAsia" w:hint="eastAsia"/>
+          <w:sz w:val="32"/>
+          <w:szCs w:val="32"/>
+        </w:rPr>
+        <w:t>）”（E列）；每组“最终取</w:t>
       </w:r>
       <w:r>
         <w:rPr>
@@ -1247,7 +2547,79 @@
           <w:szCs w:val="32"/>
         </w:rPr>
         <w:lastRenderedPageBreak/>
-        <w:t>样体积（ul）”（F列）之和填入每组下方空白行“最终取样体积（ul）”（F列）；每组“TE Buffer补充体积（uL）”填入“TE Buffer补充体积（uL）”（I列），“TE Buffer补充体积（uL）”填入格背景标“浅蓝色”</w:t>
+        <w:t>样体积（ul）”（F列）之和填入每组下方空白行“最终取样体积（ul）”（F列）；每组“TE Buffer补充体积（</w:t>
+      </w:r>
+      <w:proofErr w:type="spellStart"/>
+      <w:r>
+        <w:rPr>
+          <w:rFonts w:asciiTheme="minorEastAsia" w:hAnsiTheme="minorEastAsia" w:cstheme="minorEastAsia" w:hint="eastAsia"/>
+          <w:sz w:val="32"/>
+          <w:szCs w:val="32"/>
+        </w:rPr>
+        <w:t>uL</w:t>
+      </w:r>
+      <w:proofErr w:type="spellEnd"/>
+      <w:r>
+        <w:rPr>
+          <w:rFonts w:asciiTheme="minorEastAsia" w:hAnsiTheme="minorEastAsia" w:cstheme="minorEastAsia" w:hint="eastAsia"/>
+          <w:sz w:val="32"/>
+          <w:szCs w:val="32"/>
+        </w:rPr>
+        <w:t>）”填入“TE Buffer补充体积（</w:t>
+      </w:r>
+      <w:proofErr w:type="spellStart"/>
+      <w:r>
+        <w:rPr>
+          <w:rFonts w:asciiTheme="minorEastAsia" w:hAnsiTheme="minorEastAsia" w:cstheme="minorEastAsia" w:hint="eastAsia"/>
+          <w:sz w:val="32"/>
+          <w:szCs w:val="32"/>
+        </w:rPr>
+        <w:t>uL</w:t>
+      </w:r>
+      <w:proofErr w:type="spellEnd"/>
+      <w:r>
+        <w:rPr>
+          <w:rFonts w:asciiTheme="minorEastAsia" w:hAnsiTheme="minorEastAsia" w:cstheme="minorEastAsia" w:hint="eastAsia"/>
+          <w:sz w:val="32"/>
+          <w:szCs w:val="32"/>
+        </w:rPr>
+        <w:t>）”（I列），“TE Buffer补充体积（</w:t>
+      </w:r>
+      <w:proofErr w:type="spellStart"/>
+      <w:r>
+        <w:rPr>
+          <w:rFonts w:asciiTheme="minorEastAsia" w:hAnsiTheme="minorEastAsia" w:cstheme="minorEastAsia" w:hint="eastAsia"/>
+          <w:sz w:val="32"/>
+          <w:szCs w:val="32"/>
+        </w:rPr>
+        <w:t>uL</w:t>
+      </w:r>
+      <w:proofErr w:type="spellEnd"/>
+      <w:r>
+        <w:rPr>
+          <w:rFonts w:asciiTheme="minorEastAsia" w:hAnsiTheme="minorEastAsia" w:cstheme="minorEastAsia" w:hint="eastAsia"/>
+          <w:sz w:val="32"/>
+          <w:szCs w:val="32"/>
+        </w:rPr>
+        <w:t>）”填入</w:t>
+      </w:r>
+      <w:proofErr w:type="gramStart"/>
+      <w:r>
+        <w:rPr>
+          <w:rFonts w:asciiTheme="minorEastAsia" w:hAnsiTheme="minorEastAsia" w:cstheme="minorEastAsia" w:hint="eastAsia"/>
+          <w:sz w:val="32"/>
+          <w:szCs w:val="32"/>
+        </w:rPr>
+        <w:t>格背景标</w:t>
+      </w:r>
+      <w:proofErr w:type="gramEnd"/>
+      <w:r>
+        <w:rPr>
+          <w:rFonts w:asciiTheme="minorEastAsia" w:hAnsiTheme="minorEastAsia" w:cstheme="minorEastAsia" w:hint="eastAsia"/>
+          <w:sz w:val="32"/>
+          <w:szCs w:val="32"/>
+        </w:rPr>
+        <w:t>“浅蓝色”</w:t>
       </w:r>
     </w:p>
     <w:p>
@@ -1265,7 +2637,43 @@
           <w:sz w:val="32"/>
           <w:szCs w:val="32"/>
         </w:rPr>
-        <w:t>若单个组内存在“最终取样体积”（F列）扩大整数倍数，则“最终取样体积（ul）”（F列）之和需除以“扩大倍数”（“倍数”填入每组下方空白行“文库类型”（G列）</w:t>
+        <w:t>若</w:t>
+      </w:r>
+      <w:proofErr w:type="gramStart"/>
+      <w:r>
+        <w:rPr>
+          <w:rFonts w:asciiTheme="minorEastAsia" w:hAnsiTheme="minorEastAsia" w:cstheme="minorEastAsia" w:hint="eastAsia"/>
+          <w:sz w:val="32"/>
+          <w:szCs w:val="32"/>
+        </w:rPr>
+        <w:t>单个组</w:t>
+      </w:r>
+      <w:proofErr w:type="gramEnd"/>
+      <w:r>
+        <w:rPr>
+          <w:rFonts w:asciiTheme="minorEastAsia" w:hAnsiTheme="minorEastAsia" w:cstheme="minorEastAsia" w:hint="eastAsia"/>
+          <w:sz w:val="32"/>
+          <w:szCs w:val="32"/>
+        </w:rPr>
+        <w:t>内存在“最终取样体积”（F列）扩大整数倍数，则“最终取样体积（ul）”（F列）之</w:t>
+      </w:r>
+      <w:proofErr w:type="gramStart"/>
+      <w:r>
+        <w:rPr>
+          <w:rFonts w:asciiTheme="minorEastAsia" w:hAnsiTheme="minorEastAsia" w:cstheme="minorEastAsia" w:hint="eastAsia"/>
+          <w:sz w:val="32"/>
+          <w:szCs w:val="32"/>
+        </w:rPr>
+        <w:t>和需除以</w:t>
+      </w:r>
+      <w:proofErr w:type="gramEnd"/>
+      <w:r>
+        <w:rPr>
+          <w:rFonts w:asciiTheme="minorEastAsia" w:hAnsiTheme="minorEastAsia" w:cstheme="minorEastAsia" w:hint="eastAsia"/>
+          <w:sz w:val="32"/>
+          <w:szCs w:val="32"/>
+        </w:rPr>
+        <w:t>“扩大倍数”（“倍数”填入每组下方空白行“文库类型”（G列）</w:t>
       </w:r>
     </w:p>
     <w:p>
@@ -1310,7 +2718,25 @@
           <w:sz w:val="32"/>
           <w:szCs w:val="32"/>
         </w:rPr>
-        <w:t>B表相应工作表（A,B,C）中“Lane编号”（A列）每组进行合并单元格（不包括组之间的间隔空白行），并且合并后“Lane编号”（A列）至“板号”（K列）标为“所有框线”；“Lane编号”（A列）每组按照工作表（A,B,C）进行命名如工作表（A）中组按顺序命名为“A1,A2,A3...”</w:t>
+        <w:t>B</w:t>
+      </w:r>
+      <w:proofErr w:type="gramStart"/>
+      <w:r>
+        <w:rPr>
+          <w:rFonts w:asciiTheme="minorEastAsia" w:hAnsiTheme="minorEastAsia" w:cstheme="minorEastAsia" w:hint="eastAsia"/>
+          <w:sz w:val="32"/>
+          <w:szCs w:val="32"/>
+        </w:rPr>
+        <w:t>表相应</w:t>
+      </w:r>
+      <w:proofErr w:type="gramEnd"/>
+      <w:r>
+        <w:rPr>
+          <w:rFonts w:asciiTheme="minorEastAsia" w:hAnsiTheme="minorEastAsia" w:cstheme="minorEastAsia" w:hint="eastAsia"/>
+          <w:sz w:val="32"/>
+          <w:szCs w:val="32"/>
+        </w:rPr>
+        <w:t>工作表（A,B,C）中“Lane编号”（A列）每组进行合并单元格（不包括组之间的间隔空白行），并且合并后“Lane编号”（A列）至“板号”（K列）标为“所有框线”；“Lane编号”（A列）每组按照工作表（A,B,C）进行命名如工作表（A）中组按顺序命名为“A1,A2,A3...”</w:t>
       </w:r>
     </w:p>
     <w:p>
@@ -1346,7 +2772,25 @@
           <w:sz w:val="32"/>
           <w:szCs w:val="32"/>
         </w:rPr>
-        <w:t>将B表相应工作表（A,B,C）中“Lane编号”（A列）填入B表工作表（文库环化）中“文库编号”（A列）；</w:t>
+        <w:t>将B</w:t>
+      </w:r>
+      <w:proofErr w:type="gramStart"/>
+      <w:r>
+        <w:rPr>
+          <w:rFonts w:asciiTheme="minorEastAsia" w:hAnsiTheme="minorEastAsia" w:cstheme="minorEastAsia" w:hint="eastAsia"/>
+          <w:sz w:val="32"/>
+          <w:szCs w:val="32"/>
+        </w:rPr>
+        <w:t>表相应</w:t>
+      </w:r>
+      <w:proofErr w:type="gramEnd"/>
+      <w:r>
+        <w:rPr>
+          <w:rFonts w:asciiTheme="minorEastAsia" w:hAnsiTheme="minorEastAsia" w:cstheme="minorEastAsia" w:hint="eastAsia"/>
+          <w:sz w:val="32"/>
+          <w:szCs w:val="32"/>
+        </w:rPr>
+        <w:t>工作表（A,B,C）中“Lane编号”（A列）填入B表工作表（文库环化）中“文库编号”（A列）；</w:t>
       </w:r>
     </w:p>
     <w:p>
@@ -1364,7 +2808,25 @@
           <w:sz w:val="32"/>
           <w:szCs w:val="32"/>
         </w:rPr>
-        <w:t>将B表相应工作表（A,B,C）中每组下方空白行“数据量（G)”（D列）填入B表工作表（文库环化）中“数据量（G)”（E列）；</w:t>
+        <w:t>将B</w:t>
+      </w:r>
+      <w:proofErr w:type="gramStart"/>
+      <w:r>
+        <w:rPr>
+          <w:rFonts w:asciiTheme="minorEastAsia" w:hAnsiTheme="minorEastAsia" w:cstheme="minorEastAsia" w:hint="eastAsia"/>
+          <w:sz w:val="32"/>
+          <w:szCs w:val="32"/>
+        </w:rPr>
+        <w:t>表相应</w:t>
+      </w:r>
+      <w:proofErr w:type="gramEnd"/>
+      <w:r>
+        <w:rPr>
+          <w:rFonts w:asciiTheme="minorEastAsia" w:hAnsiTheme="minorEastAsia" w:cstheme="minorEastAsia" w:hint="eastAsia"/>
+          <w:sz w:val="32"/>
+          <w:szCs w:val="32"/>
+        </w:rPr>
+        <w:t>工作表（A,B,C）中每组下方空白行“数据量（G)”（D列）填入B表工作表（文库环化）中“数据量（G)”（E列）；</w:t>
       </w:r>
     </w:p>
     <w:p>
@@ -1382,7 +2844,25 @@
           <w:sz w:val="32"/>
           <w:szCs w:val="32"/>
         </w:rPr>
-        <w:t>将B表相应工作表（A,B,C）中每组“文库类型”（G列）</w:t>
+        <w:t>将B</w:t>
+      </w:r>
+      <w:proofErr w:type="gramStart"/>
+      <w:r>
+        <w:rPr>
+          <w:rFonts w:asciiTheme="minorEastAsia" w:hAnsiTheme="minorEastAsia" w:cstheme="minorEastAsia" w:hint="eastAsia"/>
+          <w:sz w:val="32"/>
+          <w:szCs w:val="32"/>
+        </w:rPr>
+        <w:t>表相应</w:t>
+      </w:r>
+      <w:proofErr w:type="gramEnd"/>
+      <w:r>
+        <w:rPr>
+          <w:rFonts w:asciiTheme="minorEastAsia" w:hAnsiTheme="minorEastAsia" w:cstheme="minorEastAsia" w:hint="eastAsia"/>
+          <w:sz w:val="32"/>
+          <w:szCs w:val="32"/>
+        </w:rPr>
+        <w:t>工作表（A,B,C）中每组“文库类型”（G列）</w:t>
       </w:r>
       <w:r>
         <w:rPr>
@@ -1409,7 +2889,25 @@
           <w:sz w:val="32"/>
           <w:szCs w:val="32"/>
         </w:rPr>
-        <w:t>将B表相应工作表（A,B,C）中每组“客户单位”（H列）填入B表工作表（文库环化）中“客户单位”（I列）；</w:t>
+        <w:t>将B</w:t>
+      </w:r>
+      <w:proofErr w:type="gramStart"/>
+      <w:r>
+        <w:rPr>
+          <w:rFonts w:asciiTheme="minorEastAsia" w:hAnsiTheme="minorEastAsia" w:cstheme="minorEastAsia" w:hint="eastAsia"/>
+          <w:sz w:val="32"/>
+          <w:szCs w:val="32"/>
+        </w:rPr>
+        <w:t>表相应</w:t>
+      </w:r>
+      <w:proofErr w:type="gramEnd"/>
+      <w:r>
+        <w:rPr>
+          <w:rFonts w:asciiTheme="minorEastAsia" w:hAnsiTheme="minorEastAsia" w:cstheme="minorEastAsia" w:hint="eastAsia"/>
+          <w:sz w:val="32"/>
+          <w:szCs w:val="32"/>
+        </w:rPr>
+        <w:t>工作表（A,B,C）中每组“客户单位”（H列）填入B表工作表（文库环化）中“客户单位”（I列）；</w:t>
       </w:r>
     </w:p>
     <w:p>
@@ -1505,7 +3003,25 @@
           <w:sz w:val="32"/>
           <w:szCs w:val="32"/>
         </w:rPr>
-        <w:t>B表相应工作表（文库环化）中“文库编号”（A列）至“环化个数”（K列）标为“所有框线”</w:t>
+        <w:t>B</w:t>
+      </w:r>
+      <w:proofErr w:type="gramStart"/>
+      <w:r>
+        <w:rPr>
+          <w:rFonts w:asciiTheme="minorEastAsia" w:hAnsiTheme="minorEastAsia" w:cstheme="minorEastAsia" w:hint="eastAsia"/>
+          <w:sz w:val="32"/>
+          <w:szCs w:val="32"/>
+        </w:rPr>
+        <w:t>表相应</w:t>
+      </w:r>
+      <w:proofErr w:type="gramEnd"/>
+      <w:r>
+        <w:rPr>
+          <w:rFonts w:asciiTheme="minorEastAsia" w:hAnsiTheme="minorEastAsia" w:cstheme="minorEastAsia" w:hint="eastAsia"/>
+          <w:sz w:val="32"/>
+          <w:szCs w:val="32"/>
+        </w:rPr>
+        <w:t>工作表（文库环化）中“文库编号”（A列）至“环化个数”（K列）标为“所有框线”</w:t>
       </w:r>
     </w:p>
     <w:p>
@@ -1566,7 +3082,25 @@
           <w:sz w:val="32"/>
           <w:szCs w:val="32"/>
         </w:rPr>
-        <w:t>B表工作表（T7+制备）中“laneID”（A列）随“文库ssDNA编号”（B列）填充，格式为“日期+lane编号</w:t>
+        <w:t>B表工作表（T7+制备）中“</w:t>
+      </w:r>
+      <w:proofErr w:type="spellStart"/>
+      <w:r>
+        <w:rPr>
+          <w:rFonts w:asciiTheme="minorEastAsia" w:hAnsiTheme="minorEastAsia" w:cstheme="minorEastAsia" w:hint="eastAsia"/>
+          <w:sz w:val="32"/>
+          <w:szCs w:val="32"/>
+        </w:rPr>
+        <w:t>laneID</w:t>
+      </w:r>
+      <w:proofErr w:type="spellEnd"/>
+      <w:r>
+        <w:rPr>
+          <w:rFonts w:asciiTheme="minorEastAsia" w:hAnsiTheme="minorEastAsia" w:cstheme="minorEastAsia" w:hint="eastAsia"/>
+          <w:sz w:val="32"/>
+          <w:szCs w:val="32"/>
+        </w:rPr>
+        <w:t>”（A列）随“文库ssDNA编号”（B列）填充，格式为“日期+lane编号</w:t>
       </w:r>
       <w:r>
         <w:rPr>
@@ -1600,7 +3134,25 @@
           <w:sz w:val="32"/>
           <w:szCs w:val="32"/>
         </w:rPr>
-        <w:t>以B表工作表（T7+制备）中“laneID”（A列）为准，相</w:t>
+        <w:t>以B表工作表（T7+制备）中“</w:t>
+      </w:r>
+      <w:proofErr w:type="spellStart"/>
+      <w:r>
+        <w:rPr>
+          <w:rFonts w:asciiTheme="minorEastAsia" w:hAnsiTheme="minorEastAsia" w:cstheme="minorEastAsia" w:hint="eastAsia"/>
+          <w:sz w:val="32"/>
+          <w:szCs w:val="32"/>
+        </w:rPr>
+        <w:t>laneID</w:t>
+      </w:r>
+      <w:proofErr w:type="spellEnd"/>
+      <w:r>
+        <w:rPr>
+          <w:rFonts w:asciiTheme="minorEastAsia" w:hAnsiTheme="minorEastAsia" w:cstheme="minorEastAsia" w:hint="eastAsia"/>
+          <w:sz w:val="32"/>
+          <w:szCs w:val="32"/>
+        </w:rPr>
+        <w:t>”（A列）为准，相</w:t>
       </w:r>
       <w:r>
         <w:rPr>
@@ -1609,7 +3161,25 @@
           <w:szCs w:val="32"/>
         </w:rPr>
         <w:lastRenderedPageBreak/>
-        <w:t>同“laneID”为一组，组与组之间间隔2行，间隔行不需要框线和条件格式。</w:t>
+        <w:t>同“</w:t>
+      </w:r>
+      <w:proofErr w:type="spellStart"/>
+      <w:r>
+        <w:rPr>
+          <w:rFonts w:asciiTheme="minorEastAsia" w:hAnsiTheme="minorEastAsia" w:cstheme="minorEastAsia" w:hint="eastAsia"/>
+          <w:sz w:val="32"/>
+          <w:szCs w:val="32"/>
+        </w:rPr>
+        <w:t>laneID</w:t>
+      </w:r>
+      <w:proofErr w:type="spellEnd"/>
+      <w:r>
+        <w:rPr>
+          <w:rFonts w:asciiTheme="minorEastAsia" w:hAnsiTheme="minorEastAsia" w:cstheme="minorEastAsia" w:hint="eastAsia"/>
+          <w:sz w:val="32"/>
+          <w:szCs w:val="32"/>
+        </w:rPr>
+        <w:t>”为一组，组与组之间间隔2行，间隔行不需要框线和条件格式。</w:t>
       </w:r>
     </w:p>
     <w:p>
@@ -1633,7 +3203,25 @@
           <w:sz w:val="32"/>
           <w:szCs w:val="32"/>
         </w:rPr>
-        <w:t>将B表工作表（文库环化）中“数据量（G)”（E列）填入B表工作表（T7+制备）中“数据量（G)”（H列），B表工作表（T7+制备）中每组的“数据量（G)”（H列）进行求和，得出每组“总数据量”填入每组下方空白第一行“数据量（G)”（H列）；</w:t>
+        <w:t>将B表工作表（文库环化）中“数据量（G)”（E列）填入B表工作表（T7+制备）中“数据量（G)”（H列），B表工作表（T7+制备）中每组的“数据量（G)”（H列）进行求和，得出每组“总数据量”填入每组下方</w:t>
+      </w:r>
+      <w:proofErr w:type="gramStart"/>
+      <w:r>
+        <w:rPr>
+          <w:rFonts w:asciiTheme="minorEastAsia" w:hAnsiTheme="minorEastAsia" w:cstheme="minorEastAsia" w:hint="eastAsia"/>
+          <w:sz w:val="32"/>
+          <w:szCs w:val="32"/>
+        </w:rPr>
+        <w:t>空白第</w:t>
+      </w:r>
+      <w:proofErr w:type="gramEnd"/>
+      <w:r>
+        <w:rPr>
+          <w:rFonts w:asciiTheme="minorEastAsia" w:hAnsiTheme="minorEastAsia" w:cstheme="minorEastAsia" w:hint="eastAsia"/>
+          <w:sz w:val="32"/>
+          <w:szCs w:val="32"/>
+        </w:rPr>
+        <w:t>一行“数据量（G)”（H列）；</w:t>
       </w:r>
     </w:p>
     <w:p>
@@ -1729,7 +3317,43 @@
           <w:sz w:val="32"/>
           <w:szCs w:val="32"/>
         </w:rPr>
-        <w:t>B表工作表（T7+制备）中“理论数据量占比”（I列）填入公式“=(H列)/$H$每组“总数据量”(每组下方空白第一行（H列）)；</w:t>
+        <w:t>B表工作表（T7+制备）中“理论数据量占比”（I列）填入公式</w:t>
+      </w:r>
+      <w:proofErr w:type="gramStart"/>
+      <w:r>
+        <w:rPr>
+          <w:rFonts w:asciiTheme="minorEastAsia" w:hAnsiTheme="minorEastAsia" w:cstheme="minorEastAsia" w:hint="eastAsia"/>
+          <w:sz w:val="32"/>
+          <w:szCs w:val="32"/>
+        </w:rPr>
+        <w:t>“</w:t>
+      </w:r>
+      <w:proofErr w:type="gramEnd"/>
+      <w:r>
+        <w:rPr>
+          <w:rFonts w:asciiTheme="minorEastAsia" w:hAnsiTheme="minorEastAsia" w:cstheme="minorEastAsia" w:hint="eastAsia"/>
+          <w:sz w:val="32"/>
+          <w:szCs w:val="32"/>
+        </w:rPr>
+        <w:t>=(H列)/$H$每组“总数据量”(每组下方</w:t>
+      </w:r>
+      <w:proofErr w:type="gramStart"/>
+      <w:r>
+        <w:rPr>
+          <w:rFonts w:asciiTheme="minorEastAsia" w:hAnsiTheme="minorEastAsia" w:cstheme="minorEastAsia" w:hint="eastAsia"/>
+          <w:sz w:val="32"/>
+          <w:szCs w:val="32"/>
+        </w:rPr>
+        <w:t>空白第</w:t>
+      </w:r>
+      <w:proofErr w:type="gramEnd"/>
+      <w:r>
+        <w:rPr>
+          <w:rFonts w:asciiTheme="minorEastAsia" w:hAnsiTheme="minorEastAsia" w:cstheme="minorEastAsia" w:hint="eastAsia"/>
+          <w:sz w:val="32"/>
+          <w:szCs w:val="32"/>
+        </w:rPr>
+        <w:t>一行（H列）)；</w:t>
       </w:r>
     </w:p>
     <w:p>
@@ -1747,7 +3371,25 @@
           <w:sz w:val="32"/>
           <w:szCs w:val="32"/>
         </w:rPr>
-        <w:t>B表工作表（T7+制备）中（K列）填入公式“=(I列)*(J列)”,每组下方空白第一行（K列）填入公式“=SUM(K‘每组第一个’:K‘每组最后一个’)”；</w:t>
+        <w:t>B表工作表（T7+制备）中（K列）填入公式“=(I列)*(J列)”,每组下方</w:t>
+      </w:r>
+      <w:proofErr w:type="gramStart"/>
+      <w:r>
+        <w:rPr>
+          <w:rFonts w:asciiTheme="minorEastAsia" w:hAnsiTheme="minorEastAsia" w:cstheme="minorEastAsia" w:hint="eastAsia"/>
+          <w:sz w:val="32"/>
+          <w:szCs w:val="32"/>
+        </w:rPr>
+        <w:t>空白第</w:t>
+      </w:r>
+      <w:proofErr w:type="gramEnd"/>
+      <w:r>
+        <w:rPr>
+          <w:rFonts w:asciiTheme="minorEastAsia" w:hAnsiTheme="minorEastAsia" w:cstheme="minorEastAsia" w:hint="eastAsia"/>
+          <w:sz w:val="32"/>
+          <w:szCs w:val="32"/>
+        </w:rPr>
+        <w:t>一行（K列）填入公式“=SUM(K‘每组第一个’:K‘每组最后一个’)”；</w:t>
       </w:r>
     </w:p>
     <w:p>
@@ -1808,7 +3450,25 @@
           <w:sz w:val="32"/>
           <w:szCs w:val="32"/>
         </w:rPr>
-        <w:t>（M列）填入公式“=(M列)/(C列)”,每组下方空白第一行“ssDNA取样体积</w:t>
+        <w:t>（M列）填入公式“=(M列)/(C列)”,每组下方</w:t>
+      </w:r>
+      <w:proofErr w:type="gramStart"/>
+      <w:r>
+        <w:rPr>
+          <w:rFonts w:asciiTheme="minorEastAsia" w:hAnsiTheme="minorEastAsia" w:cstheme="minorEastAsia" w:hint="eastAsia"/>
+          <w:sz w:val="32"/>
+          <w:szCs w:val="32"/>
+        </w:rPr>
+        <w:t>空白第</w:t>
+      </w:r>
+      <w:proofErr w:type="gramEnd"/>
+      <w:r>
+        <w:rPr>
+          <w:rFonts w:asciiTheme="minorEastAsia" w:hAnsiTheme="minorEastAsia" w:cstheme="minorEastAsia" w:hint="eastAsia"/>
+          <w:sz w:val="32"/>
+          <w:szCs w:val="32"/>
+        </w:rPr>
+        <w:t>一行“ssDNA取样体积</w:t>
       </w:r>
       <w:r>
         <w:rPr>
